--- a/resume/breelldormanresume.docx
+++ b/resume/breelldormanresume.docx
@@ -1776,28 +1776,9 @@
           <w:b w:val="1"/>
           <w:bCs w:val="1"/>
           <w:rtl w:val="0"/>
-        </w:rPr>
-        <w:t xml:space="preserve">September 2024, </w:t>
-      </w:r>
-      <w:r>
-        <w:rPr>
-          <w:rFonts w:ascii="Helvetica Neue" w:hAnsi="Helvetica Neue"/>
-          <w:b w:val="1"/>
-          <w:bCs w:val="1"/>
-          <w:rtl w:val="0"/>
-          <w:lang w:val="en-US"/>
-        </w:rPr>
-        <w:t xml:space="preserve"> </w:t>
-      </w:r>
-      <w:r>
-        <w:rPr>
-          <w:rFonts w:ascii="Helvetica Neue" w:hAnsi="Helvetica Neue"/>
-          <w:b w:val="1"/>
-          <w:bCs w:val="1"/>
-          <w:rtl w:val="0"/>
-          <w:lang w:val="fr-FR"/>
-        </w:rPr>
-        <w:t xml:space="preserve">Coursera </w:t>
+          <w:lang w:val="en-US"/>
+        </w:rPr>
+        <w:t xml:space="preserve">September 2024, Coursera </w:t>
       </w:r>
     </w:p>
     <w:p>

--- a/resume/breelldormanresume.docx
+++ b/resume/breelldormanresume.docx
@@ -10,6 +10,7 @@
           <w:rFonts w:ascii="Helvetica Neue" w:cs="Helvetica Neue" w:hAnsi="Helvetica Neue" w:eastAsia="Helvetica Neue"/>
           <w:outline w:val="0"/>
           <w:color w:val="000000"/>
+          <w:u w:color="000000"/>
           <w14:textFill>
             <w14:solidFill>
               <w14:srgbClr w14:val="000000"/>
@@ -22,6 +23,7 @@
           <w:rFonts w:ascii="Helvetica Neue" w:hAnsi="Helvetica Neue"/>
           <w:outline w:val="0"/>
           <w:color w:val="000000"/>
+          <w:u w:color="000000"/>
           <w:rtl w:val="0"/>
           <w:lang w:val="en-US"/>
           <w14:textFill>
@@ -48,6 +50,7 @@
           <w:color w:val="000000"/>
           <w:sz w:val="40"/>
           <w:szCs w:val="40"/>
+          <w:u w:color="000000"/>
           <w:rtl w:val="0"/>
           <w:lang w:val="en-US"/>
           <w14:textFill>
@@ -61,19 +64,29 @@
       <w:r>
         <w:rPr>
           <w:rFonts w:ascii="Helvetica Neue" w:cs="Helvetica Neue" w:hAnsi="Helvetica Neue" w:eastAsia="Helvetica Neue"/>
+          <w:outline w:val="0"/>
+          <w:color w:val="000000"/>
+          <w:sz w:val="40"/>
+          <w:szCs w:val="40"/>
+          <w:u w:color="000000"/>
+          <w14:textFill>
+            <w14:solidFill>
+              <w14:srgbClr w14:val="000000"/>
+            </w14:solidFill>
+          </w14:textFill>
         </w:rPr>
         <mc:AlternateContent>
           <mc:Choice Requires="wps">
             <w:drawing xmlns:a="http://schemas.openxmlformats.org/drawingml/2006/main">
-              <wp:anchor distT="152400" distB="152400" distL="152400" distR="152400" simplePos="0" relativeHeight="251659264" behindDoc="0" locked="0" layoutInCell="1" allowOverlap="1">
+              <wp:anchor distT="0" distB="0" distL="0" distR="0" simplePos="0" relativeHeight="251659264" behindDoc="0" locked="0" layoutInCell="1" allowOverlap="1">
                 <wp:simplePos x="0" y="0"/>
                 <wp:positionH relativeFrom="margin">
                   <wp:posOffset>19049</wp:posOffset>
                 </wp:positionH>
                 <wp:positionV relativeFrom="line">
-                  <wp:posOffset>348863</wp:posOffset>
+                  <wp:posOffset>441573</wp:posOffset>
                 </wp:positionV>
-                <wp:extent cx="6261101" cy="1"/>
+                <wp:extent cx="6261102" cy="2"/>
                 <wp:effectExtent l="0" t="0" r="0" b="0"/>
                 <wp:wrapNone/>
                 <wp:docPr id="1073741825" name="officeArt object" descr="Line"/>
@@ -85,7 +98,7 @@
                       <wps:spPr>
                         <a:xfrm flipH="1" flipV="1">
                           <a:off x="0" y="0"/>
-                          <a:ext cx="6261101" cy="1"/>
+                          <a:ext cx="6261102" cy="2"/>
                         </a:xfrm>
                         <a:prstGeom prst="line">
                           <a:avLst/>
@@ -93,10 +106,7 @@
                         <a:noFill/>
                         <a:ln w="38100" cap="flat">
                           <a:solidFill>
-                            <a:schemeClr val="accent1">
-                              <a:satOff val="3942"/>
-                              <a:lumOff val="17322"/>
-                            </a:schemeClr>
+                            <a:srgbClr val="81ADBB"/>
                           </a:solidFill>
                           <a:prstDash val="solid"/>
                           <a:miter lim="400000"/>
@@ -112,7 +122,7 @@
           </mc:Choice>
           <mc:Fallback>
             <w:pict>
-              <v:line id="_x0000_s1026" style="visibility:visible;position:absolute;margin-left:1.5pt;margin-top:27.5pt;width:493.0pt;height:0.0pt;z-index:251659264;mso-position-horizontal:absolute;mso-position-horizontal-relative:margin;mso-position-vertical:absolute;mso-position-vertical-relative:line;mso-wrap-distance-left:12.0pt;mso-wrap-distance-top:12.0pt;mso-wrap-distance-right:12.0pt;mso-wrap-distance-bottom:12.0pt;flip:x y;">
+              <v:line id="_x0000_s1026" style="visibility:visible;position:absolute;margin-left:1.5pt;margin-top:34.8pt;width:493.0pt;height:0.0pt;z-index:251659264;mso-position-horizontal:absolute;mso-position-horizontal-relative:margin;mso-position-vertical:absolute;mso-position-vertical-relative:line;mso-wrap-distance-left:0.0pt;mso-wrap-distance-top:0.0pt;mso-wrap-distance-right:0.0pt;mso-wrap-distance-bottom:0.0pt;flip:x y;">
                 <v:fill on="f"/>
                 <v:stroke filltype="solid" color="#81ADBB" opacity="100.0%" weight="3.0pt" dashstyle="solid" endcap="flat" miterlimit="400.0%" joinstyle="miter" linestyle="single" startarrow="none" startarrowwidth="medium" startarrowlength="medium" endarrow="none" endarrowwidth="medium" endarrowlength="medium"/>
                 <w10:wrap type="none" side="bothSides" anchorx="margin"/>
@@ -124,27 +134,36 @@
     </w:p>
     <w:p>
       <w:pPr>
-        <w:pStyle w:val="Body"/>
-        <w:rPr>
+        <w:pStyle w:val="Body A"/>
+        <w:rPr>
+          <w:rStyle w:val="None"/>
           <w:rFonts w:ascii="Helvetica Neue" w:cs="Helvetica Neue" w:hAnsi="Helvetica Neue" w:eastAsia="Helvetica Neue"/>
         </w:rPr>
       </w:pPr>
       <w:r>
         <w:rPr>
           <w:rFonts w:ascii="Helvetica Neue" w:cs="Helvetica Neue" w:hAnsi="Helvetica Neue" w:eastAsia="Helvetica Neue"/>
+          <w:outline w:val="0"/>
+          <w:color w:val="000000"/>
+          <w:u w:color="000000"/>
+          <w14:textFill>
+            <w14:solidFill>
+              <w14:srgbClr w14:val="000000"/>
+            </w14:solidFill>
+          </w14:textFill>
         </w:rPr>
         <mc:AlternateContent>
           <mc:Choice Requires="wps">
             <w:drawing xmlns:a="http://schemas.openxmlformats.org/drawingml/2006/main">
-              <wp:anchor distT="152400" distB="152400" distL="152400" distR="152400" simplePos="0" relativeHeight="251660288" behindDoc="0" locked="0" layoutInCell="1" allowOverlap="1">
+              <wp:anchor distT="0" distB="0" distL="0" distR="0" simplePos="0" relativeHeight="251660288" behindDoc="0" locked="0" layoutInCell="1" allowOverlap="1">
                 <wp:simplePos x="0" y="0"/>
-                <wp:positionH relativeFrom="margin">
-                  <wp:posOffset>-6349</wp:posOffset>
+                <wp:positionH relativeFrom="page">
+                  <wp:posOffset>755650</wp:posOffset>
                 </wp:positionH>
                 <wp:positionV relativeFrom="line">
                   <wp:posOffset>429945</wp:posOffset>
                 </wp:positionV>
-                <wp:extent cx="1495552" cy="2514601"/>
+                <wp:extent cx="1495553" cy="2514601"/>
                 <wp:effectExtent l="0" t="0" r="0" b="0"/>
                 <wp:wrapNone/>
                 <wp:docPr id="1073741826" name="officeArt object" descr="Phone…"/>
@@ -156,7 +175,7 @@
                       <wps:spPr>
                         <a:xfrm>
                           <a:off x="0" y="0"/>
-                          <a:ext cx="1495552" cy="2514601"/>
+                          <a:ext cx="1495553" cy="2514601"/>
                         </a:xfrm>
                         <a:prstGeom prst="rect">
                           <a:avLst/>
@@ -179,6 +198,7 @@
                                 <w:bCs w:val="1"/>
                                 <w:outline w:val="0"/>
                                 <w:color w:val="5e5e5e"/>
+                                <w:u w:color="5e5e5e"/>
                                 <w14:textFill>
                                   <w14:solidFill>
                                     <w14:srgbClr w14:val="5E5E5E"/>
@@ -193,6 +213,7 @@
                                 <w:bCs w:val="1"/>
                                 <w:outline w:val="0"/>
                                 <w:color w:val="5e5e5e"/>
+                                <w:u w:color="5e5e5e"/>
                                 <w:rtl w:val="0"/>
                                 <w:lang w:val="en-US"/>
                                 <w14:textFill>
@@ -211,6 +232,7 @@
                                 <w:rFonts w:ascii="Helvetica Neue" w:cs="Helvetica Neue" w:hAnsi="Helvetica Neue" w:eastAsia="Helvetica Neue"/>
                                 <w:outline w:val="0"/>
                                 <w:color w:val="5e5e5e"/>
+                                <w:u w:color="5e5e5e"/>
                                 <w14:textFill>
                                   <w14:solidFill>
                                     <w14:srgbClr w14:val="5E5E5E"/>
@@ -223,6 +245,7 @@
                                 <w:rFonts w:ascii="Helvetica Neue" w:hAnsi="Helvetica Neue"/>
                                 <w:outline w:val="0"/>
                                 <w:color w:val="5e5e5e"/>
+                                <w:u w:color="5e5e5e"/>
                                 <w:rtl w:val="0"/>
                                 <w:lang w:val="en-US"/>
                                 <w14:textFill>
@@ -243,6 +266,7 @@
                                 <w:bCs w:val="1"/>
                                 <w:outline w:val="0"/>
                                 <w:color w:val="5e5e5e"/>
+                                <w:u w:color="5e5e5e"/>
                                 <w14:textFill>
                                   <w14:solidFill>
                                     <w14:srgbClr w14:val="5E5E5E"/>
@@ -257,6 +281,7 @@
                                 <w:bCs w:val="1"/>
                                 <w:outline w:val="0"/>
                                 <w:color w:val="5e5e5e"/>
+                                <w:u w:color="5e5e5e"/>
                                 <w:rtl w:val="0"/>
                                 <w:lang w:val="en-US"/>
                                 <w14:textFill>
@@ -272,9 +297,11 @@
                             <w:pPr>
                               <w:pStyle w:val="Contact Information"/>
                               <w:rPr>
+                                <w:rStyle w:val="None"/>
                                 <w:rFonts w:ascii="Helvetica Neue" w:cs="Helvetica Neue" w:hAnsi="Helvetica Neue" w:eastAsia="Helvetica Neue"/>
                                 <w:outline w:val="0"/>
                                 <w:color w:val="5e5e5e"/>
+                                <w:u w:color="5e5e5e"/>
                                 <w14:textFill>
                                   <w14:solidFill>
                                     <w14:srgbClr w14:val="5E5E5E"/>
@@ -285,72 +312,30 @@
                             <w:r>
                               <w:rPr>
                                 <w:rStyle w:val="Hyperlink.0"/>
-                                <w:rFonts w:ascii="Helvetica Neue" w:cs="Helvetica Neue" w:hAnsi="Helvetica Neue" w:eastAsia="Helvetica Neue"/>
-                                <w:outline w:val="0"/>
-                                <w:color w:val="5e5e5e"/>
-                                <w14:textFill>
-                                  <w14:solidFill>
-                                    <w14:srgbClr w14:val="5E5E5E"/>
-                                  </w14:solidFill>
-                                </w14:textFill>
                               </w:rPr>
                               <w:fldChar w:fldCharType="begin" w:fldLock="0"/>
                             </w:r>
                             <w:r>
                               <w:rPr>
                                 <w:rStyle w:val="Hyperlink.0"/>
-                                <w:rFonts w:ascii="Helvetica Neue" w:cs="Helvetica Neue" w:hAnsi="Helvetica Neue" w:eastAsia="Helvetica Neue"/>
-                                <w:outline w:val="0"/>
-                                <w:color w:val="5e5e5e"/>
-                                <w14:textFill>
-                                  <w14:solidFill>
-                                    <w14:srgbClr w14:val="5E5E5E"/>
-                                  </w14:solidFill>
-                                </w14:textFill>
                               </w:rPr>
                               <w:instrText xml:space="preserve"> HYPERLINK "mailto:brekd816@gmail.com"</w:instrText>
                             </w:r>
                             <w:r>
                               <w:rPr>
                                 <w:rStyle w:val="Hyperlink.0"/>
-                                <w:rFonts w:ascii="Helvetica Neue" w:cs="Helvetica Neue" w:hAnsi="Helvetica Neue" w:eastAsia="Helvetica Neue"/>
-                                <w:outline w:val="0"/>
-                                <w:color w:val="5e5e5e"/>
-                                <w14:textFill>
-                                  <w14:solidFill>
-                                    <w14:srgbClr w14:val="5E5E5E"/>
-                                  </w14:solidFill>
-                                </w14:textFill>
                               </w:rPr>
                               <w:fldChar w:fldCharType="separate" w:fldLock="0"/>
                             </w:r>
                             <w:r>
                               <w:rPr>
                                 <w:rStyle w:val="Hyperlink.0"/>
-                                <w:rFonts w:ascii="Helvetica Neue" w:hAnsi="Helvetica Neue"/>
-                                <w:outline w:val="0"/>
-                                <w:color w:val="5e5e5e"/>
                                 <w:rtl w:val="0"/>
-                                <w:lang w:val="en-US"/>
-                                <w14:textFill>
-                                  <w14:solidFill>
-                                    <w14:srgbClr w14:val="5E5E5E"/>
-                                  </w14:solidFill>
-                                </w14:textFill>
                               </w:rPr>
                               <w:t>brekd816@gmail.com</w:t>
                             </w:r>
                             <w:r>
-                              <w:rPr>
-                                <w:rFonts w:ascii="Helvetica Neue" w:cs="Helvetica Neue" w:hAnsi="Helvetica Neue" w:eastAsia="Helvetica Neue"/>
-                                <w:outline w:val="0"/>
-                                <w:color w:val="5e5e5e"/>
-                                <w14:textFill>
-                                  <w14:solidFill>
-                                    <w14:srgbClr w14:val="5E5E5E"/>
-                                  </w14:solidFill>
-                                </w14:textFill>
-                              </w:rPr>
+                              <w:rPr/>
                               <w:fldChar w:fldCharType="end" w:fldLock="0"/>
                             </w:r>
                           </w:p>
@@ -358,11 +343,13 @@
                             <w:pPr>
                               <w:pStyle w:val="Contact Information"/>
                               <w:rPr>
+                                <w:rStyle w:val="None"/>
                                 <w:rFonts w:ascii="Helvetica Neue" w:cs="Helvetica Neue" w:hAnsi="Helvetica Neue" w:eastAsia="Helvetica Neue"/>
                                 <w:b w:val="1"/>
                                 <w:bCs w:val="1"/>
                                 <w:outline w:val="0"/>
                                 <w:color w:val="5e5e5e"/>
+                                <w:u w:color="5e5e5e"/>
                                 <w14:textFill>
                                   <w14:solidFill>
                                     <w14:srgbClr w14:val="5E5E5E"/>
@@ -372,11 +359,13 @@
                             </w:pPr>
                             <w:r>
                               <w:rPr>
+                                <w:rStyle w:val="None"/>
                                 <w:rFonts w:ascii="Helvetica Neue" w:hAnsi="Helvetica Neue"/>
                                 <w:b w:val="1"/>
                                 <w:bCs w:val="1"/>
                                 <w:outline w:val="0"/>
                                 <w:color w:val="5e5e5e"/>
+                                <w:u w:color="5e5e5e"/>
                                 <w:rtl w:val="0"/>
                                 <w:lang w:val="en-US"/>
                                 <w14:textFill>
@@ -390,12 +379,12 @@
                           </w:p>
                           <w:p>
                             <w:pPr>
-                              <w:pStyle w:val="Body"/>
+                              <w:pStyle w:val="Body A"/>
                               <w:suppressAutoHyphens w:val="0"/>
                               <w:spacing w:after="0" w:line="240" w:lineRule="auto"/>
                               <w:ind w:left="0" w:firstLine="0"/>
-                              <w:jc w:val="left"/>
                               <w:rPr>
+                                <w:rStyle w:val="None"/>
                                 <w:rFonts w:ascii="Helvetica Neue" w:cs="Helvetica Neue" w:hAnsi="Helvetica Neue" w:eastAsia="Helvetica Neue"/>
                                 <w:outline w:val="0"/>
                                 <w:color w:val="5e5e5e"/>
@@ -411,6 +400,7 @@
                             </w:pPr>
                             <w:r>
                               <w:rPr>
+                                <w:rStyle w:val="None"/>
                                 <w:rFonts w:ascii="Helvetica Neue" w:hAnsi="Helvetica Neue"/>
                                 <w:outline w:val="0"/>
                                 <w:color w:val="5e5e5e"/>
@@ -430,12 +420,12 @@
                           </w:p>
                           <w:p>
                             <w:pPr>
-                              <w:pStyle w:val="Body"/>
+                              <w:pStyle w:val="Body A"/>
                               <w:suppressAutoHyphens w:val="0"/>
                               <w:spacing w:after="0" w:line="240" w:lineRule="auto"/>
                               <w:ind w:left="0" w:firstLine="0"/>
-                              <w:jc w:val="left"/>
                               <w:rPr>
+                                <w:rStyle w:val="None"/>
                                 <w:rFonts w:ascii="Helvetica Neue" w:cs="Helvetica Neue" w:hAnsi="Helvetica Neue" w:eastAsia="Helvetica Neue"/>
                                 <w:outline w:val="0"/>
                                 <w:color w:val="5e5e5e"/>
@@ -451,6 +441,7 @@
                             </w:pPr>
                             <w:r>
                               <w:rPr>
+                                <w:rStyle w:val="None"/>
                                 <w:rFonts w:ascii="Helvetica Neue" w:hAnsi="Helvetica Neue"/>
                                 <w:outline w:val="0"/>
                                 <w:color w:val="5e5e5e"/>
@@ -470,12 +461,12 @@
                           </w:p>
                           <w:p>
                             <w:pPr>
-                              <w:pStyle w:val="Body"/>
+                              <w:pStyle w:val="Body A"/>
                               <w:suppressAutoHyphens w:val="0"/>
                               <w:spacing w:after="0" w:line="240" w:lineRule="auto"/>
                               <w:ind w:left="0" w:firstLine="0"/>
-                              <w:jc w:val="left"/>
                               <w:rPr>
+                                <w:rStyle w:val="None"/>
                                 <w:rFonts w:ascii="Helvetica Neue" w:cs="Helvetica Neue" w:hAnsi="Helvetica Neue" w:eastAsia="Helvetica Neue"/>
                                 <w:b w:val="1"/>
                                 <w:bCs w:val="1"/>
@@ -484,7 +475,6 @@
                                 <w:spacing w:val="0"/>
                                 <w:kern w:val="2"/>
                                 <w:u w:color="000000"/>
-                                <w:lang w:val="en-US"/>
                                 <w14:textFill>
                                   <w14:solidFill>
                                     <w14:srgbClr w14:val="5E5E5E"/>
@@ -494,6 +484,7 @@
                             </w:pPr>
                             <w:r>
                               <w:rPr>
+                                <w:rStyle w:val="None"/>
                                 <w:rFonts w:ascii="Helvetica Neue" w:hAnsi="Helvetica Neue"/>
                                 <w:b w:val="1"/>
                                 <w:bCs w:val="1"/>
@@ -515,12 +506,12 @@
                           </w:p>
                           <w:p>
                             <w:pPr>
-                              <w:pStyle w:val="Body"/>
+                              <w:pStyle w:val="Body A"/>
                               <w:suppressAutoHyphens w:val="0"/>
                               <w:spacing w:after="0" w:line="240" w:lineRule="auto"/>
                               <w:ind w:left="0" w:firstLine="0"/>
-                              <w:jc w:val="left"/>
                               <w:rPr>
+                                <w:rStyle w:val="None"/>
                                 <w:rFonts w:ascii="Helvetica Neue" w:cs="Helvetica Neue" w:hAnsi="Helvetica Neue" w:eastAsia="Helvetica Neue"/>
                                 <w:outline w:val="0"/>
                                 <w:color w:val="5e5e5e"/>
@@ -537,90 +528,31 @@
                             <w:r>
                               <w:rPr>
                                 <w:rStyle w:val="Hyperlink.1"/>
-                                <w:rFonts w:ascii="Helvetica Neue" w:cs="Helvetica Neue" w:hAnsi="Helvetica Neue" w:eastAsia="Helvetica Neue"/>
-                                <w:outline w:val="0"/>
-                                <w:color w:val="5e5e5e"/>
-                                <w:spacing w:val="0"/>
-                                <w:kern w:val="2"/>
-                                <w:u w:color="69a020"/>
-                                <w:lang w:val="en-US"/>
-                                <w14:textFill>
-                                  <w14:solidFill>
-                                    <w14:srgbClr w14:val="5E5E5E"/>
-                                  </w14:solidFill>
-                                </w14:textFill>
                               </w:rPr>
                               <w:fldChar w:fldCharType="begin" w:fldLock="0"/>
                             </w:r>
                             <w:r>
                               <w:rPr>
                                 <w:rStyle w:val="Hyperlink.1"/>
-                                <w:rFonts w:ascii="Helvetica Neue" w:cs="Helvetica Neue" w:hAnsi="Helvetica Neue" w:eastAsia="Helvetica Neue"/>
-                                <w:outline w:val="0"/>
-                                <w:color w:val="5e5e5e"/>
-                                <w:spacing w:val="0"/>
-                                <w:kern w:val="2"/>
-                                <w:u w:color="69a020"/>
-                                <w:lang w:val="en-US"/>
-                                <w14:textFill>
-                                  <w14:solidFill>
-                                    <w14:srgbClr w14:val="5E5E5E"/>
-                                  </w14:solidFill>
-                                </w14:textFill>
                               </w:rPr>
                               <w:instrText xml:space="preserve"> HYPERLINK "https://breed2.github.io/breelldormanportfolio/"</w:instrText>
                             </w:r>
                             <w:r>
                               <w:rPr>
                                 <w:rStyle w:val="Hyperlink.1"/>
-                                <w:rFonts w:ascii="Helvetica Neue" w:cs="Helvetica Neue" w:hAnsi="Helvetica Neue" w:eastAsia="Helvetica Neue"/>
-                                <w:outline w:val="0"/>
-                                <w:color w:val="5e5e5e"/>
-                                <w:spacing w:val="0"/>
-                                <w:kern w:val="2"/>
-                                <w:u w:color="69a020"/>
-                                <w:lang w:val="en-US"/>
-                                <w14:textFill>
-                                  <w14:solidFill>
-                                    <w14:srgbClr w14:val="5E5E5E"/>
-                                  </w14:solidFill>
-                                </w14:textFill>
                               </w:rPr>
                               <w:fldChar w:fldCharType="separate" w:fldLock="0"/>
                             </w:r>
                             <w:r>
                               <w:rPr>
                                 <w:rStyle w:val="Hyperlink.1"/>
-                                <w:rFonts w:ascii="Helvetica Neue" w:hAnsi="Helvetica Neue"/>
-                                <w:outline w:val="0"/>
-                                <w:color w:val="5e5e5e"/>
-                                <w:spacing w:val="0"/>
-                                <w:kern w:val="2"/>
-                                <w:u w:color="69a020"/>
                                 <w:rtl w:val="0"/>
                                 <w:lang w:val="en-US"/>
-                                <w14:textFill>
-                                  <w14:solidFill>
-                                    <w14:srgbClr w14:val="5E5E5E"/>
-                                  </w14:solidFill>
-                                </w14:textFill>
                               </w:rPr>
                               <w:t>https://breed2.github.io/breelldormanportfolio/</w:t>
                             </w:r>
                             <w:r>
-                              <w:rPr>
-                                <w:rFonts w:ascii="Helvetica Neue" w:cs="Helvetica Neue" w:hAnsi="Helvetica Neue" w:eastAsia="Helvetica Neue"/>
-                                <w:outline w:val="0"/>
-                                <w:color w:val="5e5e5e"/>
-                                <w:spacing w:val="0"/>
-                                <w:kern w:val="2"/>
-                                <w:u w:color="000000"/>
-                                <w14:textFill>
-                                  <w14:solidFill>
-                                    <w14:srgbClr w14:val="5E5E5E"/>
-                                  </w14:solidFill>
-                                </w14:textFill>
-                              </w:rPr>
+                              <w:rPr/>
                               <w:fldChar w:fldCharType="end" w:fldLock="0"/>
                             </w:r>
                           </w:p>
@@ -630,8 +562,10 @@
                             </w:pPr>
                             <w:r>
                               <w:rPr>
+                                <w:rStyle w:val="None"/>
                                 <w:outline w:val="0"/>
                                 <w:color w:val="5e5e5e"/>
+                                <w:u w:color="5e5e5e"/>
                                 <w14:textFill>
                                   <w14:solidFill>
                                     <w14:srgbClr w14:val="5E5E5E"/>
@@ -690,7 +624,7 @@
           </mc:Choice>
           <mc:Fallback>
             <w:pict>
-              <v:shape id="_x0000_s1027" type="#_x0000_t202" style="visibility:visible;position:absolute;margin-left:-0.5pt;margin-top:33.9pt;width:117.8pt;height:198.0pt;z-index:251660288;mso-position-horizontal:absolute;mso-position-horizontal-relative:margin;mso-position-vertical:absolute;mso-position-vertical-relative:line;mso-wrap-distance-left:12.0pt;mso-wrap-distance-top:12.0pt;mso-wrap-distance-right:12.0pt;mso-wrap-distance-bottom:12.0pt;">
+              <v:shape id="_x0000_s1027" type="#_x0000_t202" style="visibility:visible;position:absolute;margin-left:59.5pt;margin-top:33.9pt;width:117.8pt;height:198.0pt;z-index:251660288;mso-position-horizontal:absolute;mso-position-horizontal-relative:page;mso-position-vertical:absolute;mso-position-vertical-relative:line;mso-wrap-distance-left:0.0pt;mso-wrap-distance-top:0.0pt;mso-wrap-distance-right:0.0pt;mso-wrap-distance-bottom:0.0pt;">
                 <v:fill on="f"/>
                 <v:stroke on="f" weight="1.0pt" dashstyle="solid" endcap="flat" miterlimit="400.0%" joinstyle="miter" linestyle="single" startarrow="none" startarrowwidth="medium" startarrowlength="medium" endarrow="none" endarrowwidth="medium" endarrowlength="medium"/>
                 <v:textbox>
@@ -704,6 +638,7 @@
                           <w:bCs w:val="1"/>
                           <w:outline w:val="0"/>
                           <w:color w:val="5e5e5e"/>
+                          <w:u w:color="5e5e5e"/>
                           <w14:textFill>
                             <w14:solidFill>
                               <w14:srgbClr w14:val="5E5E5E"/>
@@ -718,6 +653,7 @@
                           <w:bCs w:val="1"/>
                           <w:outline w:val="0"/>
                           <w:color w:val="5e5e5e"/>
+                          <w:u w:color="5e5e5e"/>
                           <w:rtl w:val="0"/>
                           <w:lang w:val="en-US"/>
                           <w14:textFill>
@@ -736,6 +672,7 @@
                           <w:rFonts w:ascii="Helvetica Neue" w:cs="Helvetica Neue" w:hAnsi="Helvetica Neue" w:eastAsia="Helvetica Neue"/>
                           <w:outline w:val="0"/>
                           <w:color w:val="5e5e5e"/>
+                          <w:u w:color="5e5e5e"/>
                           <w14:textFill>
                             <w14:solidFill>
                               <w14:srgbClr w14:val="5E5E5E"/>
@@ -748,6 +685,7 @@
                           <w:rFonts w:ascii="Helvetica Neue" w:hAnsi="Helvetica Neue"/>
                           <w:outline w:val="0"/>
                           <w:color w:val="5e5e5e"/>
+                          <w:u w:color="5e5e5e"/>
                           <w:rtl w:val="0"/>
                           <w:lang w:val="en-US"/>
                           <w14:textFill>
@@ -768,6 +706,7 @@
                           <w:bCs w:val="1"/>
                           <w:outline w:val="0"/>
                           <w:color w:val="5e5e5e"/>
+                          <w:u w:color="5e5e5e"/>
                           <w14:textFill>
                             <w14:solidFill>
                               <w14:srgbClr w14:val="5E5E5E"/>
@@ -782,6 +721,7 @@
                           <w:bCs w:val="1"/>
                           <w:outline w:val="0"/>
                           <w:color w:val="5e5e5e"/>
+                          <w:u w:color="5e5e5e"/>
                           <w:rtl w:val="0"/>
                           <w:lang w:val="en-US"/>
                           <w14:textFill>
@@ -797,9 +737,11 @@
                       <w:pPr>
                         <w:pStyle w:val="Contact Information"/>
                         <w:rPr>
+                          <w:rStyle w:val="None"/>
                           <w:rFonts w:ascii="Helvetica Neue" w:cs="Helvetica Neue" w:hAnsi="Helvetica Neue" w:eastAsia="Helvetica Neue"/>
                           <w:outline w:val="0"/>
                           <w:color w:val="5e5e5e"/>
+                          <w:u w:color="5e5e5e"/>
                           <w14:textFill>
                             <w14:solidFill>
                               <w14:srgbClr w14:val="5E5E5E"/>
@@ -810,72 +752,30 @@
                       <w:r>
                         <w:rPr>
                           <w:rStyle w:val="Hyperlink.0"/>
-                          <w:rFonts w:ascii="Helvetica Neue" w:cs="Helvetica Neue" w:hAnsi="Helvetica Neue" w:eastAsia="Helvetica Neue"/>
-                          <w:outline w:val="0"/>
-                          <w:color w:val="5e5e5e"/>
-                          <w14:textFill>
-                            <w14:solidFill>
-                              <w14:srgbClr w14:val="5E5E5E"/>
-                            </w14:solidFill>
-                          </w14:textFill>
                         </w:rPr>
                         <w:fldChar w:fldCharType="begin" w:fldLock="0"/>
                       </w:r>
                       <w:r>
                         <w:rPr>
                           <w:rStyle w:val="Hyperlink.0"/>
-                          <w:rFonts w:ascii="Helvetica Neue" w:cs="Helvetica Neue" w:hAnsi="Helvetica Neue" w:eastAsia="Helvetica Neue"/>
-                          <w:outline w:val="0"/>
-                          <w:color w:val="5e5e5e"/>
-                          <w14:textFill>
-                            <w14:solidFill>
-                              <w14:srgbClr w14:val="5E5E5E"/>
-                            </w14:solidFill>
-                          </w14:textFill>
                         </w:rPr>
                         <w:instrText xml:space="preserve"> HYPERLINK "mailto:brekd816@gmail.com"</w:instrText>
                       </w:r>
                       <w:r>
                         <w:rPr>
                           <w:rStyle w:val="Hyperlink.0"/>
-                          <w:rFonts w:ascii="Helvetica Neue" w:cs="Helvetica Neue" w:hAnsi="Helvetica Neue" w:eastAsia="Helvetica Neue"/>
-                          <w:outline w:val="0"/>
-                          <w:color w:val="5e5e5e"/>
-                          <w14:textFill>
-                            <w14:solidFill>
-                              <w14:srgbClr w14:val="5E5E5E"/>
-                            </w14:solidFill>
-                          </w14:textFill>
                         </w:rPr>
                         <w:fldChar w:fldCharType="separate" w:fldLock="0"/>
                       </w:r>
                       <w:r>
                         <w:rPr>
                           <w:rStyle w:val="Hyperlink.0"/>
-                          <w:rFonts w:ascii="Helvetica Neue" w:hAnsi="Helvetica Neue"/>
-                          <w:outline w:val="0"/>
-                          <w:color w:val="5e5e5e"/>
                           <w:rtl w:val="0"/>
-                          <w:lang w:val="en-US"/>
-                          <w14:textFill>
-                            <w14:solidFill>
-                              <w14:srgbClr w14:val="5E5E5E"/>
-                            </w14:solidFill>
-                          </w14:textFill>
                         </w:rPr>
                         <w:t>brekd816@gmail.com</w:t>
                       </w:r>
                       <w:r>
-                        <w:rPr>
-                          <w:rFonts w:ascii="Helvetica Neue" w:cs="Helvetica Neue" w:hAnsi="Helvetica Neue" w:eastAsia="Helvetica Neue"/>
-                          <w:outline w:val="0"/>
-                          <w:color w:val="5e5e5e"/>
-                          <w14:textFill>
-                            <w14:solidFill>
-                              <w14:srgbClr w14:val="5E5E5E"/>
-                            </w14:solidFill>
-                          </w14:textFill>
-                        </w:rPr>
+                        <w:rPr/>
                         <w:fldChar w:fldCharType="end" w:fldLock="0"/>
                       </w:r>
                     </w:p>
@@ -883,11 +783,13 @@
                       <w:pPr>
                         <w:pStyle w:val="Contact Information"/>
                         <w:rPr>
+                          <w:rStyle w:val="None"/>
                           <w:rFonts w:ascii="Helvetica Neue" w:cs="Helvetica Neue" w:hAnsi="Helvetica Neue" w:eastAsia="Helvetica Neue"/>
                           <w:b w:val="1"/>
                           <w:bCs w:val="1"/>
                           <w:outline w:val="0"/>
                           <w:color w:val="5e5e5e"/>
+                          <w:u w:color="5e5e5e"/>
                           <w14:textFill>
                             <w14:solidFill>
                               <w14:srgbClr w14:val="5E5E5E"/>
@@ -897,11 +799,13 @@
                       </w:pPr>
                       <w:r>
                         <w:rPr>
+                          <w:rStyle w:val="None"/>
                           <w:rFonts w:ascii="Helvetica Neue" w:hAnsi="Helvetica Neue"/>
                           <w:b w:val="1"/>
                           <w:bCs w:val="1"/>
                           <w:outline w:val="0"/>
                           <w:color w:val="5e5e5e"/>
+                          <w:u w:color="5e5e5e"/>
                           <w:rtl w:val="0"/>
                           <w:lang w:val="en-US"/>
                           <w14:textFill>
@@ -915,12 +819,12 @@
                     </w:p>
                     <w:p>
                       <w:pPr>
-                        <w:pStyle w:val="Body"/>
+                        <w:pStyle w:val="Body A"/>
                         <w:suppressAutoHyphens w:val="0"/>
                         <w:spacing w:after="0" w:line="240" w:lineRule="auto"/>
                         <w:ind w:left="0" w:firstLine="0"/>
-                        <w:jc w:val="left"/>
                         <w:rPr>
+                          <w:rStyle w:val="None"/>
                           <w:rFonts w:ascii="Helvetica Neue" w:cs="Helvetica Neue" w:hAnsi="Helvetica Neue" w:eastAsia="Helvetica Neue"/>
                           <w:outline w:val="0"/>
                           <w:color w:val="5e5e5e"/>
@@ -936,6 +840,7 @@
                       </w:pPr>
                       <w:r>
                         <w:rPr>
+                          <w:rStyle w:val="None"/>
                           <w:rFonts w:ascii="Helvetica Neue" w:hAnsi="Helvetica Neue"/>
                           <w:outline w:val="0"/>
                           <w:color w:val="5e5e5e"/>
@@ -955,12 +860,12 @@
                     </w:p>
                     <w:p>
                       <w:pPr>
-                        <w:pStyle w:val="Body"/>
+                        <w:pStyle w:val="Body A"/>
                         <w:suppressAutoHyphens w:val="0"/>
                         <w:spacing w:after="0" w:line="240" w:lineRule="auto"/>
                         <w:ind w:left="0" w:firstLine="0"/>
-                        <w:jc w:val="left"/>
                         <w:rPr>
+                          <w:rStyle w:val="None"/>
                           <w:rFonts w:ascii="Helvetica Neue" w:cs="Helvetica Neue" w:hAnsi="Helvetica Neue" w:eastAsia="Helvetica Neue"/>
                           <w:outline w:val="0"/>
                           <w:color w:val="5e5e5e"/>
@@ -976,6 +881,7 @@
                       </w:pPr>
                       <w:r>
                         <w:rPr>
+                          <w:rStyle w:val="None"/>
                           <w:rFonts w:ascii="Helvetica Neue" w:hAnsi="Helvetica Neue"/>
                           <w:outline w:val="0"/>
                           <w:color w:val="5e5e5e"/>
@@ -995,12 +901,12 @@
                     </w:p>
                     <w:p>
                       <w:pPr>
-                        <w:pStyle w:val="Body"/>
+                        <w:pStyle w:val="Body A"/>
                         <w:suppressAutoHyphens w:val="0"/>
                         <w:spacing w:after="0" w:line="240" w:lineRule="auto"/>
                         <w:ind w:left="0" w:firstLine="0"/>
-                        <w:jc w:val="left"/>
                         <w:rPr>
+                          <w:rStyle w:val="None"/>
                           <w:rFonts w:ascii="Helvetica Neue" w:cs="Helvetica Neue" w:hAnsi="Helvetica Neue" w:eastAsia="Helvetica Neue"/>
                           <w:b w:val="1"/>
                           <w:bCs w:val="1"/>
@@ -1009,7 +915,6 @@
                           <w:spacing w:val="0"/>
                           <w:kern w:val="2"/>
                           <w:u w:color="000000"/>
-                          <w:lang w:val="en-US"/>
                           <w14:textFill>
                             <w14:solidFill>
                               <w14:srgbClr w14:val="5E5E5E"/>
@@ -1019,6 +924,7 @@
                       </w:pPr>
                       <w:r>
                         <w:rPr>
+                          <w:rStyle w:val="None"/>
                           <w:rFonts w:ascii="Helvetica Neue" w:hAnsi="Helvetica Neue"/>
                           <w:b w:val="1"/>
                           <w:bCs w:val="1"/>
@@ -1040,12 +946,12 @@
                     </w:p>
                     <w:p>
                       <w:pPr>
-                        <w:pStyle w:val="Body"/>
+                        <w:pStyle w:val="Body A"/>
                         <w:suppressAutoHyphens w:val="0"/>
                         <w:spacing w:after="0" w:line="240" w:lineRule="auto"/>
                         <w:ind w:left="0" w:firstLine="0"/>
-                        <w:jc w:val="left"/>
                         <w:rPr>
+                          <w:rStyle w:val="None"/>
                           <w:rFonts w:ascii="Helvetica Neue" w:cs="Helvetica Neue" w:hAnsi="Helvetica Neue" w:eastAsia="Helvetica Neue"/>
                           <w:outline w:val="0"/>
                           <w:color w:val="5e5e5e"/>
@@ -1062,90 +968,31 @@
                       <w:r>
                         <w:rPr>
                           <w:rStyle w:val="Hyperlink.1"/>
-                          <w:rFonts w:ascii="Helvetica Neue" w:cs="Helvetica Neue" w:hAnsi="Helvetica Neue" w:eastAsia="Helvetica Neue"/>
-                          <w:outline w:val="0"/>
-                          <w:color w:val="5e5e5e"/>
-                          <w:spacing w:val="0"/>
-                          <w:kern w:val="2"/>
-                          <w:u w:color="69a020"/>
-                          <w:lang w:val="en-US"/>
-                          <w14:textFill>
-                            <w14:solidFill>
-                              <w14:srgbClr w14:val="5E5E5E"/>
-                            </w14:solidFill>
-                          </w14:textFill>
                         </w:rPr>
                         <w:fldChar w:fldCharType="begin" w:fldLock="0"/>
                       </w:r>
                       <w:r>
                         <w:rPr>
                           <w:rStyle w:val="Hyperlink.1"/>
-                          <w:rFonts w:ascii="Helvetica Neue" w:cs="Helvetica Neue" w:hAnsi="Helvetica Neue" w:eastAsia="Helvetica Neue"/>
-                          <w:outline w:val="0"/>
-                          <w:color w:val="5e5e5e"/>
-                          <w:spacing w:val="0"/>
-                          <w:kern w:val="2"/>
-                          <w:u w:color="69a020"/>
-                          <w:lang w:val="en-US"/>
-                          <w14:textFill>
-                            <w14:solidFill>
-                              <w14:srgbClr w14:val="5E5E5E"/>
-                            </w14:solidFill>
-                          </w14:textFill>
                         </w:rPr>
                         <w:instrText xml:space="preserve"> HYPERLINK "https://breed2.github.io/breelldormanportfolio/"</w:instrText>
                       </w:r>
                       <w:r>
                         <w:rPr>
                           <w:rStyle w:val="Hyperlink.1"/>
-                          <w:rFonts w:ascii="Helvetica Neue" w:cs="Helvetica Neue" w:hAnsi="Helvetica Neue" w:eastAsia="Helvetica Neue"/>
-                          <w:outline w:val="0"/>
-                          <w:color w:val="5e5e5e"/>
-                          <w:spacing w:val="0"/>
-                          <w:kern w:val="2"/>
-                          <w:u w:color="69a020"/>
-                          <w:lang w:val="en-US"/>
-                          <w14:textFill>
-                            <w14:solidFill>
-                              <w14:srgbClr w14:val="5E5E5E"/>
-                            </w14:solidFill>
-                          </w14:textFill>
                         </w:rPr>
                         <w:fldChar w:fldCharType="separate" w:fldLock="0"/>
                       </w:r>
                       <w:r>
                         <w:rPr>
                           <w:rStyle w:val="Hyperlink.1"/>
-                          <w:rFonts w:ascii="Helvetica Neue" w:hAnsi="Helvetica Neue"/>
-                          <w:outline w:val="0"/>
-                          <w:color w:val="5e5e5e"/>
-                          <w:spacing w:val="0"/>
-                          <w:kern w:val="2"/>
-                          <w:u w:color="69a020"/>
                           <w:rtl w:val="0"/>
                           <w:lang w:val="en-US"/>
-                          <w14:textFill>
-                            <w14:solidFill>
-                              <w14:srgbClr w14:val="5E5E5E"/>
-                            </w14:solidFill>
-                          </w14:textFill>
                         </w:rPr>
                         <w:t>https://breed2.github.io/breelldormanportfolio/</w:t>
                       </w:r>
                       <w:r>
-                        <w:rPr>
-                          <w:rFonts w:ascii="Helvetica Neue" w:cs="Helvetica Neue" w:hAnsi="Helvetica Neue" w:eastAsia="Helvetica Neue"/>
-                          <w:outline w:val="0"/>
-                          <w:color w:val="5e5e5e"/>
-                          <w:spacing w:val="0"/>
-                          <w:kern w:val="2"/>
-                          <w:u w:color="000000"/>
-                          <w14:textFill>
-                            <w14:solidFill>
-                              <w14:srgbClr w14:val="5E5E5E"/>
-                            </w14:solidFill>
-                          </w14:textFill>
-                        </w:rPr>
+                        <w:rPr/>
                         <w:fldChar w:fldCharType="end" w:fldLock="0"/>
                       </w:r>
                     </w:p>
@@ -1155,8 +1002,10 @@
                       </w:pPr>
                       <w:r>
                         <w:rPr>
+                          <w:rStyle w:val="None"/>
                           <w:outline w:val="0"/>
                           <w:color w:val="5e5e5e"/>
+                          <w:u w:color="5e5e5e"/>
                           <w14:textFill>
                             <w14:solidFill>
                               <w14:srgbClr w14:val="5E5E5E"/>
@@ -1204,7 +1053,7 @@
                     </w:p>
                   </w:txbxContent>
                 </v:textbox>
-                <w10:wrap type="none" side="bothSides" anchorx="margin"/>
+                <w10:wrap type="none" side="bothSides" anchorx="page"/>
               </v:shape>
             </w:pict>
           </mc:Fallback>
@@ -1213,8 +1062,9 @@
     </w:p>
     <w:p>
       <w:pPr>
-        <w:pStyle w:val="Body"/>
-        <w:rPr>
+        <w:pStyle w:val="Body A"/>
+        <w:rPr>
+          <w:rStyle w:val="None"/>
           <w:rFonts w:ascii="Helvetica Neue" w:cs="Helvetica Neue" w:hAnsi="Helvetica Neue" w:eastAsia="Helvetica Neue"/>
         </w:rPr>
       </w:pPr>
@@ -1223,6 +1073,7 @@
       <w:pPr>
         <w:pStyle w:val="Heading"/>
         <w:rPr>
+          <w:rStyle w:val="None"/>
           <w:rFonts w:ascii="Helvetica Neue" w:cs="Helvetica Neue" w:hAnsi="Helvetica Neue" w:eastAsia="Helvetica Neue"/>
           <w:b w:val="1"/>
           <w:bCs w:val="1"/>
@@ -1230,6 +1081,7 @@
       </w:pPr>
       <w:r>
         <w:rPr>
+          <w:rStyle w:val="None"/>
           <w:rFonts w:ascii="Helvetica Neue" w:hAnsi="Helvetica Neue"/>
           <w:b w:val="1"/>
           <w:bCs w:val="1"/>
@@ -1241,11 +1093,28 @@
     </w:p>
     <w:p>
       <w:pPr>
-        <w:pStyle w:val="Body"/>
-        <w:rPr>
+        <w:pStyle w:val="Body A"/>
+        <w:rPr>
+          <w:rStyle w:val="None"/>
           <w:rFonts w:ascii="Helvetica Neue" w:cs="Helvetica Neue" w:hAnsi="Helvetica Neue" w:eastAsia="Helvetica Neue"/>
           <w:outline w:val="0"/>
           <w:color w:val="000000"/>
+          <w:u w:color="000000"/>
+          <w14:textFill>
+            <w14:solidFill>
+              <w14:srgbClr w14:val="000000"/>
+            </w14:solidFill>
+          </w14:textFill>
+        </w:rPr>
+      </w:pPr>
+      <w:r>
+        <w:rPr>
+          <w:rStyle w:val="None"/>
+          <w:rFonts w:ascii="Helvetica Neue" w:hAnsi="Helvetica Neue"/>
+          <w:outline w:val="0"/>
+          <w:color w:val="000000"/>
+          <w:u w:color="000000"/>
+          <w:rtl w:val="0"/>
           <w:lang w:val="en-US"/>
           <w14:textFill>
             <w14:solidFill>
@@ -1253,12 +1122,429 @@
             </w14:solidFill>
           </w14:textFill>
         </w:rPr>
+        <w:t>I am a creative individual with a passion for visual storytelling with a background in graphic design, eager to leverage innovative design solutions to elevate brand identities and contribute to impactful projects.</w:t>
+      </w:r>
+    </w:p>
+    <w:p>
+      <w:pPr>
+        <w:pStyle w:val="Heading"/>
+        <w:rPr>
+          <w:rStyle w:val="None"/>
+          <w:rFonts w:ascii="Helvetica Neue" w:cs="Helvetica Neue" w:hAnsi="Helvetica Neue" w:eastAsia="Helvetica Neue"/>
+          <w:b w:val="1"/>
+          <w:bCs w:val="1"/>
+        </w:rPr>
       </w:pPr>
       <w:r>
         <w:rPr>
-          <w:rFonts w:ascii="Helvetica Neue" w:hAnsi="Helvetica Neue"/>
+          <w:rStyle w:val="None"/>
+          <w:rFonts w:ascii="Helvetica Neue" w:hAnsi="Helvetica Neue"/>
+          <w:b w:val="1"/>
+          <w:bCs w:val="1"/>
+          <w:rtl w:val="0"/>
+          <w:lang w:val="en-US"/>
+        </w:rPr>
+        <w:t>Skills</w:t>
+      </w:r>
+    </w:p>
+    <w:p>
+      <w:pPr>
+        <w:pStyle w:val="Body A"/>
+        <w:rPr>
+          <w:rStyle w:val="None"/>
+          <w:rFonts w:ascii="Helvetica Neue" w:cs="Helvetica Neue" w:hAnsi="Helvetica Neue" w:eastAsia="Helvetica Neue"/>
+        </w:rPr>
+      </w:pPr>
+      <w:r>
+        <w:rPr>
+          <w:rStyle w:val="None"/>
+          <w:rFonts w:ascii="Helvetica Neue" w:hAnsi="Helvetica Neue"/>
+          <w:rtl w:val="0"/>
+          <w:lang w:val="en-US"/>
+        </w:rPr>
+        <w:t>Proficient in Adobe design software (Photoshop, InDesign, Illustrator). Experienced with Google Applications (Docs, Slides, Sheets) and Microsoft Office Suite (Word, PowerPoint, Excel, Teams). I am skilled in HTML, CSS, and JavaScript for innovative UI/UX design. Proficient in using Canva and Figma for visual content creation.  I am knowledgeable in social media graphics, content creation, photography, image editing, motion graphic design, and layout design.</w:t>
+      </w:r>
+    </w:p>
+    <w:p>
+      <w:pPr>
+        <w:pStyle w:val="Heading"/>
+        <w:rPr>
+          <w:rStyle w:val="None"/>
+          <w:rFonts w:ascii="Helvetica Neue" w:cs="Helvetica Neue" w:hAnsi="Helvetica Neue" w:eastAsia="Helvetica Neue"/>
+          <w:b w:val="1"/>
+          <w:bCs w:val="1"/>
+        </w:rPr>
+      </w:pPr>
+      <w:r>
+        <w:rPr>
+          <w:rStyle w:val="None"/>
+          <w:rFonts w:ascii="Helvetica Neue" w:hAnsi="Helvetica Neue"/>
+          <w:b w:val="1"/>
+          <w:bCs w:val="1"/>
+          <w:rtl w:val="0"/>
+          <w:lang w:val="en-US"/>
+        </w:rPr>
+        <w:t>Experience</w:t>
+      </w:r>
+    </w:p>
+    <w:p>
+      <w:pPr>
+        <w:pStyle w:val="Subheading"/>
+        <w:rPr>
+          <w:rStyle w:val="None"/>
+          <w:rFonts w:ascii="Helvetica Neue" w:cs="Helvetica Neue" w:hAnsi="Helvetica Neue" w:eastAsia="Helvetica Neue"/>
+          <w:b w:val="1"/>
+          <w:bCs w:val="1"/>
+        </w:rPr>
+      </w:pPr>
+      <w:r>
+        <w:rPr>
+          <w:rStyle w:val="None"/>
+          <w:rFonts w:ascii="Helvetica Neue" w:hAnsi="Helvetica Neue"/>
+          <w:b w:val="1"/>
+          <w:bCs w:val="1"/>
+          <w:rtl w:val="0"/>
+          <w:lang w:val="pt-PT"/>
+        </w:rPr>
+        <w:t>Administrative Assistant</w:t>
+      </w:r>
+      <w:r>
+        <w:rPr>
+          <w:rStyle w:val="None"/>
+          <w:rFonts w:ascii="Helvetica Neue" w:hAnsi="Helvetica Neue"/>
+          <w:b w:val="1"/>
+          <w:bCs w:val="1"/>
+          <w:rtl w:val="0"/>
+          <w:lang w:val="en-US"/>
+        </w:rPr>
+        <w:t xml:space="preserve">, K&amp;B Financial Services; </w:t>
+      </w:r>
+      <w:r>
+        <w:rPr>
+          <w:rStyle w:val="None"/>
+          <w:rFonts w:ascii="Helvetica Neue" w:hAnsi="Helvetica Neue"/>
+          <w:b w:val="1"/>
+          <w:bCs w:val="1"/>
+          <w:rtl w:val="0"/>
+          <w:lang w:val="de-DE"/>
+        </w:rPr>
+        <w:t xml:space="preserve">Ashland, </w:t>
+      </w:r>
+      <w:r>
+        <w:rPr>
+          <w:rStyle w:val="None"/>
+          <w:rFonts w:ascii="Helvetica Neue" w:hAnsi="Helvetica Neue"/>
+          <w:b w:val="1"/>
+          <w:bCs w:val="1"/>
+          <w:rtl w:val="0"/>
+          <w:lang w:val="en-US"/>
+        </w:rPr>
+        <w:t xml:space="preserve">Virginia </w:t>
+      </w:r>
+      <w:r>
+        <w:rPr>
+          <w:rStyle w:val="None"/>
+          <w:rFonts w:ascii="Helvetica Neue" w:hAnsi="Helvetica Neue" w:hint="default"/>
+          <w:b w:val="1"/>
+          <w:bCs w:val="1"/>
+          <w:rtl w:val="0"/>
+          <w:lang w:val="en-US"/>
+        </w:rPr>
+        <w:t xml:space="preserve">— </w:t>
+      </w:r>
+      <w:r>
+        <w:rPr>
+          <w:rStyle w:val="None"/>
+          <w:rFonts w:ascii="Helvetica Neue" w:hAnsi="Helvetica Neue"/>
+          <w:b w:val="1"/>
+          <w:bCs w:val="1"/>
+          <w:rtl w:val="0"/>
+          <w:lang w:val="en-US"/>
+        </w:rPr>
+        <w:t>February 2022 - P</w:t>
+      </w:r>
+      <w:r>
+        <w:rPr>
+          <w:rStyle w:val="None"/>
+          <w:rFonts w:ascii="Helvetica Neue" w:hAnsi="Helvetica Neue"/>
+          <w:b w:val="1"/>
+          <w:bCs w:val="1"/>
+          <w:rtl w:val="0"/>
+          <w:lang w:val="it-IT"/>
+        </w:rPr>
+        <w:t>resent</w:t>
+      </w:r>
+    </w:p>
+    <w:p>
+      <w:pPr>
+        <w:pStyle w:val="Body A"/>
+        <w:rPr>
+          <w:rStyle w:val="None"/>
+          <w:rFonts w:ascii="Helvetica Neue" w:cs="Helvetica Neue" w:hAnsi="Helvetica Neue" w:eastAsia="Helvetica Neue"/>
+        </w:rPr>
+      </w:pPr>
+      <w:r>
+        <w:rPr>
+          <w:rStyle w:val="None"/>
+          <w:rFonts w:ascii="Helvetica Neue" w:hAnsi="Helvetica Neue"/>
+          <w:rtl w:val="0"/>
+          <w:lang w:val="en-US"/>
+        </w:rPr>
+        <w:t>Manage phone calls. Organize and schedule appointments. Proofread, edit, and revise communications with graphic text and pictures to include PowerPoint Presentations. Write and distribute email, correspondence memos, letters, and forms. Assist in the preparation of regularly scheduled reports.</w:t>
+      </w:r>
+    </w:p>
+    <w:p>
+      <w:pPr>
+        <w:pStyle w:val="Subheading"/>
+        <w:rPr>
+          <w:rStyle w:val="None"/>
+          <w:rFonts w:ascii="Helvetica Neue" w:cs="Helvetica Neue" w:hAnsi="Helvetica Neue" w:eastAsia="Helvetica Neue"/>
+          <w:b w:val="1"/>
+          <w:bCs w:val="1"/>
+        </w:rPr>
+      </w:pPr>
+      <w:r>
+        <w:rPr>
+          <w:rStyle w:val="None"/>
+          <w:rFonts w:ascii="Helvetica Neue" w:hAnsi="Helvetica Neue"/>
+          <w:b w:val="1"/>
+          <w:bCs w:val="1"/>
+          <w:rtl w:val="0"/>
+          <w:lang w:val="pt-PT"/>
+        </w:rPr>
+        <w:t xml:space="preserve">Produce </w:t>
+      </w:r>
+      <w:r>
+        <w:rPr>
+          <w:rStyle w:val="None"/>
+          <w:rFonts w:ascii="Helvetica Neue" w:hAnsi="Helvetica Neue"/>
+          <w:b w:val="1"/>
+          <w:bCs w:val="1"/>
+          <w:rtl w:val="0"/>
+          <w:lang w:val="en-US"/>
+        </w:rPr>
+        <w:t>C</w:t>
+      </w:r>
+      <w:r>
+        <w:rPr>
+          <w:rStyle w:val="None"/>
+          <w:rFonts w:ascii="Helvetica Neue" w:hAnsi="Helvetica Neue"/>
+          <w:b w:val="1"/>
+          <w:bCs w:val="1"/>
+          <w:rtl w:val="0"/>
+          <w:lang w:val="pt-PT"/>
+        </w:rPr>
+        <w:t>lerk</w:t>
+      </w:r>
+      <w:r>
+        <w:rPr>
+          <w:rStyle w:val="None"/>
+          <w:rFonts w:ascii="Helvetica Neue" w:hAnsi="Helvetica Neue"/>
+          <w:b w:val="1"/>
+          <w:bCs w:val="1"/>
+          <w:rtl w:val="0"/>
+          <w:lang w:val="en-US"/>
+        </w:rPr>
+        <w:t>, Kroger</w:t>
+      </w:r>
+      <w:r>
+        <w:rPr>
+          <w:rStyle w:val="None"/>
+          <w:rFonts w:ascii="Helvetica Neue" w:hAnsi="Helvetica Neue"/>
+          <w:b w:val="1"/>
+          <w:bCs w:val="1"/>
+          <w:rtl w:val="0"/>
+          <w:lang w:val="de-DE"/>
+        </w:rPr>
+        <w:t xml:space="preserve">; Mechanicsville, </w:t>
+      </w:r>
+      <w:r>
+        <w:rPr>
+          <w:rStyle w:val="None"/>
+          <w:rFonts w:ascii="Helvetica Neue" w:hAnsi="Helvetica Neue"/>
+          <w:b w:val="1"/>
+          <w:bCs w:val="1"/>
+          <w:rtl w:val="0"/>
+          <w:lang w:val="en-US"/>
+        </w:rPr>
+        <w:t xml:space="preserve">Virginia </w:t>
+      </w:r>
+      <w:r>
+        <w:rPr>
+          <w:rStyle w:val="None"/>
+          <w:rFonts w:ascii="Helvetica Neue" w:hAnsi="Helvetica Neue" w:hint="default"/>
+          <w:b w:val="1"/>
+          <w:bCs w:val="1"/>
+          <w:rtl w:val="0"/>
+          <w:lang w:val="en-US"/>
+        </w:rPr>
+        <w:t xml:space="preserve">— </w:t>
+      </w:r>
+      <w:r>
+        <w:rPr>
+          <w:rStyle w:val="None"/>
+          <w:rFonts w:ascii="Helvetica Neue" w:hAnsi="Helvetica Neue"/>
+          <w:b w:val="1"/>
+          <w:bCs w:val="1"/>
+          <w:rtl w:val="0"/>
+          <w:lang w:val="pt-PT"/>
+        </w:rPr>
+        <w:t xml:space="preserve">September 2023 - </w:t>
+      </w:r>
+      <w:r>
+        <w:rPr>
+          <w:rStyle w:val="None"/>
+          <w:rFonts w:ascii="Helvetica Neue" w:hAnsi="Helvetica Neue"/>
+          <w:b w:val="1"/>
+          <w:bCs w:val="1"/>
+          <w:rtl w:val="0"/>
+          <w:lang w:val="en-US"/>
+        </w:rPr>
+        <w:t>P</w:t>
+      </w:r>
+      <w:r>
+        <w:rPr>
+          <w:rStyle w:val="None"/>
+          <w:rFonts w:ascii="Helvetica Neue" w:hAnsi="Helvetica Neue"/>
+          <w:b w:val="1"/>
+          <w:bCs w:val="1"/>
+          <w:rtl w:val="0"/>
+          <w:lang w:val="it-IT"/>
+        </w:rPr>
+        <w:t>resent</w:t>
+      </w:r>
+    </w:p>
+    <w:p>
+      <w:pPr>
+        <w:pStyle w:val="Body A"/>
+        <w:rPr>
+          <w:rStyle w:val="None"/>
+          <w:rFonts w:ascii="Helvetica Neue" w:cs="Helvetica Neue" w:hAnsi="Helvetica Neue" w:eastAsia="Helvetica Neue"/>
+        </w:rPr>
+      </w:pPr>
+      <w:r>
+        <w:rPr>
+          <w:rStyle w:val="None"/>
+          <w:rFonts w:ascii="Helvetica Neue" w:hAnsi="Helvetica Neue"/>
+          <w:rtl w:val="0"/>
+          <w:lang w:val="en-US"/>
+        </w:rPr>
+        <w:t>Design and arrange displays to attract customers and boost sales. Inspect produce for quality and freshness, ensuring top-notch presentation. Provide excellent customer service, assisting shoppers and answering questions.</w:t>
+      </w:r>
+    </w:p>
+    <w:p>
+      <w:pPr>
+        <w:pStyle w:val="Heading"/>
+        <w:rPr>
+          <w:rStyle w:val="None"/>
+          <w:rFonts w:ascii="Helvetica Neue" w:cs="Helvetica Neue" w:hAnsi="Helvetica Neue" w:eastAsia="Helvetica Neue"/>
+          <w:b w:val="1"/>
+          <w:bCs w:val="1"/>
+        </w:rPr>
+      </w:pPr>
+      <w:r>
+        <w:rPr>
+          <w:rStyle w:val="None"/>
+          <w:rFonts w:ascii="Helvetica Neue" w:hAnsi="Helvetica Neue"/>
+          <w:b w:val="1"/>
+          <w:bCs w:val="1"/>
+          <w:rtl w:val="0"/>
+          <w:lang w:val="en-US"/>
+        </w:rPr>
+        <w:t>Education</w:t>
+      </w:r>
+    </w:p>
+    <w:p>
+      <w:pPr>
+        <w:pStyle w:val="Subheading"/>
+        <w:rPr>
+          <w:rStyle w:val="None"/>
+          <w:rFonts w:ascii="Helvetica Neue" w:cs="Helvetica Neue" w:hAnsi="Helvetica Neue" w:eastAsia="Helvetica Neue"/>
+          <w:b w:val="1"/>
+          <w:bCs w:val="1"/>
+          <w:lang w:val="en-US"/>
+        </w:rPr>
+      </w:pPr>
+      <w:r>
+        <w:rPr>
+          <w:rStyle w:val="None"/>
+          <w:rFonts w:ascii="Helvetica Neue" w:hAnsi="Helvetica Neue"/>
+          <w:b w:val="1"/>
+          <w:bCs w:val="1"/>
+          <w:rtl w:val="0"/>
+          <w:lang w:val="en-US"/>
+        </w:rPr>
+        <w:t xml:space="preserve">Virginia Commonwealth University, Richmond, Virginia </w:t>
+      </w:r>
+      <w:r>
+        <w:rPr>
+          <w:rStyle w:val="None"/>
+          <w:rFonts w:ascii="Helvetica Neue" w:hAnsi="Helvetica Neue" w:hint="default"/>
+          <w:b w:val="1"/>
+          <w:bCs w:val="1"/>
+          <w:rtl w:val="0"/>
+          <w:lang w:val="en-US"/>
+        </w:rPr>
+        <w:t xml:space="preserve">— </w:t>
+      </w:r>
+      <w:r>
+        <w:rPr>
+          <w:rStyle w:val="None"/>
+          <w:rFonts w:ascii="Helvetica Neue" w:hAnsi="Helvetica Neue"/>
+          <w:b w:val="1"/>
+          <w:bCs w:val="1"/>
+          <w:rtl w:val="0"/>
+          <w:lang w:val="en-US"/>
+        </w:rPr>
+        <w:t xml:space="preserve">Bachelor of Fine Arts in Graphic Design - August 2020 - May 2024 </w:t>
+      </w:r>
+    </w:p>
+    <w:p>
+      <w:pPr>
+        <w:pStyle w:val="Subheading"/>
+        <w:rPr>
+          <w:rStyle w:val="None"/>
+          <w:rFonts w:ascii="Helvetica Neue" w:cs="Helvetica Neue" w:hAnsi="Helvetica Neue" w:eastAsia="Helvetica Neue"/>
+          <w:b w:val="1"/>
+          <w:bCs w:val="1"/>
           <w:outline w:val="0"/>
           <w:color w:val="000000"/>
+          <w:u w:color="000000"/>
+          <w14:textFill>
+            <w14:solidFill>
+              <w14:srgbClr w14:val="000000"/>
+            </w14:solidFill>
+          </w14:textFill>
+        </w:rPr>
+      </w:pPr>
+      <w:r>
+        <w:rPr>
+          <w:rStyle w:val="None"/>
+          <w:rFonts w:ascii="Helvetica Neue" w:hAnsi="Helvetica Neue"/>
+          <w:b w:val="1"/>
+          <w:bCs w:val="1"/>
+          <w:outline w:val="0"/>
+          <w:color w:val="000000"/>
+          <w:u w:color="000000"/>
+          <w:rtl w:val="0"/>
+          <w:lang w:val="pt-PT"/>
+          <w14:textFill>
+            <w14:solidFill>
+              <w14:srgbClr w14:val="000000"/>
+            </w14:solidFill>
+          </w14:textFill>
+        </w:rPr>
+        <w:t>GPA: 3.889</w:t>
+      </w:r>
+      <w:r>
+        <w:rPr>
+          <w:rStyle w:val="None"/>
+          <w:rFonts w:ascii="Helvetica Neue" w:hAnsi="Helvetica Neue"/>
+          <w:b w:val="1"/>
+          <w:bCs w:val="1"/>
+          <w:outline w:val="0"/>
+          <w:color w:val="000000"/>
+          <w:u w:color="000000"/>
           <w:rtl w:val="0"/>
           <w:lang w:val="en-US"/>
           <w14:textFill>
@@ -1267,458 +1553,25 @@
             </w14:solidFill>
           </w14:textFill>
         </w:rPr>
-        <w:t>I am a creative individual with a passion for visual storytelling with a background in graphic design, eager to leverage innovative design solutions to elevate brand identities and contribute to impactful projects.</w:t>
-      </w:r>
-    </w:p>
-    <w:p>
-      <w:pPr>
-        <w:pStyle w:val="Heading"/>
-        <w:rPr>
-          <w:rFonts w:ascii="Helvetica Neue" w:cs="Helvetica Neue" w:hAnsi="Helvetica Neue" w:eastAsia="Helvetica Neue"/>
-          <w:b w:val="1"/>
-          <w:bCs w:val="1"/>
-          <w:lang w:val="en-US"/>
-        </w:rPr>
-      </w:pPr>
-      <w:r>
-        <w:rPr>
-          <w:rFonts w:ascii="Helvetica Neue" w:hAnsi="Helvetica Neue"/>
-          <w:b w:val="1"/>
-          <w:bCs w:val="1"/>
-          <w:rtl w:val="0"/>
-          <w:lang w:val="en-US"/>
-        </w:rPr>
-        <w:t>Skills</w:t>
-      </w:r>
-    </w:p>
-    <w:p>
-      <w:pPr>
-        <w:pStyle w:val="Body"/>
-        <w:rPr>
-          <w:rFonts w:ascii="Helvetica Neue" w:cs="Helvetica Neue" w:hAnsi="Helvetica Neue" w:eastAsia="Helvetica Neue"/>
-        </w:rPr>
-      </w:pPr>
-      <w:r>
-        <w:rPr>
-          <w:rFonts w:ascii="Helvetica Neue" w:hAnsi="Helvetica Neue"/>
-          <w:rtl w:val="0"/>
-          <w:lang w:val="en-US"/>
-        </w:rPr>
-        <w:t>Proficient in Adobe design software (Photoshop, InDesign, Illustrator).</w:t>
-      </w:r>
-      <w:r>
-        <w:rPr>
-          <w:rFonts w:ascii="Helvetica Neue" w:hAnsi="Helvetica Neue"/>
-          <w:rtl w:val="0"/>
-          <w:lang w:val="en-US"/>
-        </w:rPr>
-        <w:t xml:space="preserve"> </w:t>
-      </w:r>
-      <w:r>
-        <w:rPr>
-          <w:rFonts w:ascii="Helvetica Neue" w:hAnsi="Helvetica Neue"/>
-          <w:rtl w:val="0"/>
-          <w:lang w:val="en-US"/>
-        </w:rPr>
-        <w:t xml:space="preserve">Experienced with Google Applications (Docs, Slides, Sheets) and Microsoft Office Suite (Word, PowerPoint, Excel, Teams). I am skilled in HTML, CSS, and JavaScript for innovative UI/UX design. Proficient in using Canva and Figma for visual content creation. </w:t>
-      </w:r>
-      <w:r>
-        <w:rPr>
-          <w:rFonts w:ascii="Helvetica Neue" w:hAnsi="Helvetica Neue"/>
-          <w:rtl w:val="0"/>
-          <w:lang w:val="en-US"/>
-        </w:rPr>
-        <w:t xml:space="preserve"> </w:t>
-      </w:r>
-      <w:r>
-        <w:rPr>
-          <w:rFonts w:ascii="Helvetica Neue" w:hAnsi="Helvetica Neue"/>
-          <w:rtl w:val="0"/>
-          <w:lang w:val="en-US"/>
-        </w:rPr>
-        <w:t>I am knowledgeable in social media graphics, content creation, photography, image editing, motion graphic design, and layout design.</w:t>
-      </w:r>
-    </w:p>
-    <w:p>
-      <w:pPr>
-        <w:pStyle w:val="Heading"/>
-        <w:rPr>
-          <w:rFonts w:ascii="Helvetica Neue" w:cs="Helvetica Neue" w:hAnsi="Helvetica Neue" w:eastAsia="Helvetica Neue"/>
-          <w:b w:val="1"/>
-          <w:bCs w:val="1"/>
-        </w:rPr>
-      </w:pPr>
-      <w:r>
-        <w:rPr>
-          <w:rFonts w:ascii="Helvetica Neue" w:hAnsi="Helvetica Neue"/>
-          <w:b w:val="1"/>
-          <w:bCs w:val="1"/>
-          <w:rtl w:val="0"/>
-          <w:lang w:val="en-US"/>
-        </w:rPr>
-        <w:t>Experience</w:t>
-      </w:r>
-    </w:p>
-    <w:p>
-      <w:pPr>
-        <w:pStyle w:val="Subheading"/>
-        <w:rPr>
-          <w:rFonts w:ascii="Helvetica Neue" w:cs="Helvetica Neue" w:hAnsi="Helvetica Neue" w:eastAsia="Helvetica Neue"/>
-          <w:b w:val="1"/>
-          <w:bCs w:val="1"/>
-        </w:rPr>
-      </w:pPr>
-      <w:r>
-        <w:rPr>
-          <w:rFonts w:ascii="Helvetica Neue" w:hAnsi="Helvetica Neue"/>
-          <w:b w:val="1"/>
-          <w:bCs w:val="1"/>
-          <w:rtl w:val="0"/>
-          <w:lang w:val="pt-PT"/>
-        </w:rPr>
-        <w:t>Administrative Assistant</w:t>
-      </w:r>
-      <w:r>
-        <w:rPr>
-          <w:rFonts w:ascii="Helvetica Neue" w:hAnsi="Helvetica Neue"/>
-          <w:b w:val="1"/>
-          <w:bCs w:val="1"/>
-          <w:rtl w:val="0"/>
-          <w:lang w:val="en-US"/>
-        </w:rPr>
-        <w:t xml:space="preserve">, K&amp;B Financial Services; </w:t>
-      </w:r>
-      <w:r>
-        <w:rPr>
-          <w:rFonts w:ascii="Helvetica Neue" w:hAnsi="Helvetica Neue"/>
-          <w:b w:val="1"/>
-          <w:bCs w:val="1"/>
-          <w:rtl w:val="0"/>
-          <w:lang w:val="de-DE"/>
-        </w:rPr>
-        <w:t xml:space="preserve">Ashland, </w:t>
-      </w:r>
-      <w:r>
-        <w:rPr>
-          <w:rFonts w:ascii="Helvetica Neue" w:hAnsi="Helvetica Neue"/>
-          <w:b w:val="1"/>
-          <w:bCs w:val="1"/>
-          <w:rtl w:val="0"/>
-          <w:lang w:val="en-US"/>
-        </w:rPr>
-        <w:t>Virginia</w:t>
-      </w:r>
-      <w:r>
-        <w:rPr>
-          <w:rFonts w:ascii="Helvetica Neue" w:hAnsi="Helvetica Neue" w:hint="default"/>
-          <w:b w:val="1"/>
-          <w:bCs w:val="1"/>
-          <w:rtl w:val="0"/>
-          <w:lang w:val="en-US"/>
-        </w:rPr>
-        <w:t xml:space="preserve"> — </w:t>
-      </w:r>
-      <w:r>
-        <w:rPr>
-          <w:rFonts w:ascii="Helvetica Neue" w:hAnsi="Helvetica Neue"/>
-          <w:b w:val="1"/>
-          <w:bCs w:val="1"/>
-          <w:rtl w:val="0"/>
-          <w:lang w:val="en-US"/>
-        </w:rPr>
-        <w:t xml:space="preserve">February 2022 - </w:t>
-      </w:r>
-      <w:r>
-        <w:rPr>
-          <w:rFonts w:ascii="Helvetica Neue" w:hAnsi="Helvetica Neue"/>
-          <w:b w:val="1"/>
-          <w:bCs w:val="1"/>
-          <w:rtl w:val="0"/>
-          <w:lang w:val="en-US"/>
-        </w:rPr>
-        <w:t>P</w:t>
-      </w:r>
-      <w:r>
-        <w:rPr>
-          <w:rFonts w:ascii="Helvetica Neue" w:hAnsi="Helvetica Neue"/>
-          <w:b w:val="1"/>
-          <w:bCs w:val="1"/>
-          <w:rtl w:val="0"/>
-          <w:lang w:val="it-IT"/>
-        </w:rPr>
-        <w:t>resent</w:t>
-      </w:r>
-    </w:p>
-    <w:p>
-      <w:pPr>
-        <w:pStyle w:val="Body"/>
-        <w:rPr>
-          <w:rFonts w:ascii="Helvetica Neue" w:cs="Helvetica Neue" w:hAnsi="Helvetica Neue" w:eastAsia="Helvetica Neue"/>
-        </w:rPr>
-      </w:pPr>
-      <w:r>
-        <w:rPr>
-          <w:rFonts w:ascii="Helvetica Neue" w:hAnsi="Helvetica Neue"/>
-          <w:rtl w:val="0"/>
-          <w:lang w:val="en-US"/>
-        </w:rPr>
-        <w:t>Manage phone calls</w:t>
-      </w:r>
-      <w:r>
-        <w:rPr>
-          <w:rFonts w:ascii="Helvetica Neue" w:hAnsi="Helvetica Neue"/>
-          <w:rtl w:val="0"/>
-          <w:lang w:val="en-US"/>
-        </w:rPr>
-        <w:t xml:space="preserve">. </w:t>
-      </w:r>
-      <w:r>
-        <w:rPr>
-          <w:rFonts w:ascii="Helvetica Neue" w:hAnsi="Helvetica Neue"/>
-          <w:rtl w:val="0"/>
-          <w:lang w:val="en-US"/>
-        </w:rPr>
-        <w:t>Organize and schedule appointments. Proofread, edit, and revise communications with graphic text and pictures to include PowerPoint Presentations. Write and distribute email, correspondence memos, letters, and forms. Assist in the preparation of regularly scheduled reports.</w:t>
-      </w:r>
-    </w:p>
-    <w:p>
-      <w:pPr>
-        <w:pStyle w:val="Subheading"/>
-        <w:rPr>
-          <w:rFonts w:ascii="Helvetica Neue" w:cs="Helvetica Neue" w:hAnsi="Helvetica Neue" w:eastAsia="Helvetica Neue"/>
-          <w:b w:val="1"/>
-          <w:bCs w:val="1"/>
-        </w:rPr>
-      </w:pPr>
-      <w:r>
-        <w:rPr>
-          <w:rFonts w:ascii="Helvetica Neue" w:hAnsi="Helvetica Neue"/>
-          <w:b w:val="1"/>
-          <w:bCs w:val="1"/>
-          <w:rtl w:val="0"/>
-        </w:rPr>
-        <w:t xml:space="preserve">Produce </w:t>
-      </w:r>
-      <w:r>
-        <w:rPr>
-          <w:rFonts w:ascii="Helvetica Neue" w:hAnsi="Helvetica Neue"/>
-          <w:b w:val="1"/>
-          <w:bCs w:val="1"/>
-          <w:rtl w:val="0"/>
-          <w:lang w:val="en-US"/>
-        </w:rPr>
-        <w:t>C</w:t>
-      </w:r>
-      <w:r>
-        <w:rPr>
-          <w:rFonts w:ascii="Helvetica Neue" w:hAnsi="Helvetica Neue"/>
-          <w:b w:val="1"/>
-          <w:bCs w:val="1"/>
-          <w:rtl w:val="0"/>
-        </w:rPr>
-        <w:t>lerk</w:t>
-      </w:r>
-      <w:r>
-        <w:rPr>
-          <w:rFonts w:ascii="Helvetica Neue" w:hAnsi="Helvetica Neue"/>
-          <w:b w:val="1"/>
-          <w:bCs w:val="1"/>
-          <w:rtl w:val="0"/>
-          <w:lang w:val="en-US"/>
-        </w:rPr>
-        <w:t>, Kroger</w:t>
-      </w:r>
-      <w:r>
-        <w:rPr>
-          <w:rFonts w:ascii="Helvetica Neue" w:hAnsi="Helvetica Neue"/>
-          <w:b w:val="1"/>
-          <w:bCs w:val="1"/>
-          <w:rtl w:val="0"/>
-          <w:lang w:val="de-DE"/>
-        </w:rPr>
-        <w:t xml:space="preserve">; Mechanicsville, </w:t>
-      </w:r>
-      <w:r>
-        <w:rPr>
-          <w:rFonts w:ascii="Helvetica Neue" w:hAnsi="Helvetica Neue"/>
-          <w:b w:val="1"/>
-          <w:bCs w:val="1"/>
-          <w:rtl w:val="0"/>
-          <w:lang w:val="en-US"/>
-        </w:rPr>
-        <w:t>Virginia</w:t>
-      </w:r>
-      <w:r>
-        <w:rPr>
-          <w:rFonts w:ascii="Helvetica Neue" w:hAnsi="Helvetica Neue" w:hint="default"/>
-          <w:b w:val="1"/>
-          <w:bCs w:val="1"/>
-          <w:rtl w:val="0"/>
-          <w:lang w:val="en-US"/>
-        </w:rPr>
-        <w:t xml:space="preserve"> — </w:t>
-      </w:r>
-      <w:r>
-        <w:rPr>
-          <w:rFonts w:ascii="Helvetica Neue" w:hAnsi="Helvetica Neue"/>
-          <w:b w:val="1"/>
-          <w:bCs w:val="1"/>
-          <w:rtl w:val="0"/>
-        </w:rPr>
-        <w:t xml:space="preserve">September 2023 - </w:t>
-      </w:r>
-      <w:r>
-        <w:rPr>
-          <w:rFonts w:ascii="Helvetica Neue" w:hAnsi="Helvetica Neue"/>
-          <w:b w:val="1"/>
-          <w:bCs w:val="1"/>
-          <w:rtl w:val="0"/>
-          <w:lang w:val="en-US"/>
-        </w:rPr>
-        <w:t>P</w:t>
-      </w:r>
-      <w:r>
-        <w:rPr>
-          <w:rFonts w:ascii="Helvetica Neue" w:hAnsi="Helvetica Neue"/>
-          <w:b w:val="1"/>
-          <w:bCs w:val="1"/>
-          <w:rtl w:val="0"/>
-          <w:lang w:val="it-IT"/>
-        </w:rPr>
-        <w:t>resent</w:t>
-      </w:r>
-    </w:p>
-    <w:p>
-      <w:pPr>
-        <w:pStyle w:val="Body"/>
-        <w:rPr>
-          <w:rFonts w:ascii="Helvetica Neue" w:cs="Helvetica Neue" w:hAnsi="Helvetica Neue" w:eastAsia="Helvetica Neue"/>
-        </w:rPr>
-      </w:pPr>
-      <w:r>
-        <w:rPr>
-          <w:rFonts w:ascii="Helvetica Neue" w:hAnsi="Helvetica Neue"/>
-          <w:rtl w:val="0"/>
-          <w:lang w:val="en-US"/>
-        </w:rPr>
-        <w:t>Design and arrange displays to attract customers and boost sales. Inspect produce for quality and freshness, ensuring top-notch presentation. Provide excellent customer service, assisting shoppers and answering questions.</w:t>
-      </w:r>
-    </w:p>
-    <w:p>
-      <w:pPr>
-        <w:pStyle w:val="Heading"/>
-        <w:rPr>
-          <w:rFonts w:ascii="Helvetica Neue" w:cs="Helvetica Neue" w:hAnsi="Helvetica Neue" w:eastAsia="Helvetica Neue"/>
-          <w:b w:val="1"/>
-          <w:bCs w:val="1"/>
-        </w:rPr>
-      </w:pPr>
-      <w:r>
-        <w:rPr>
-          <w:rFonts w:ascii="Helvetica Neue" w:hAnsi="Helvetica Neue"/>
-          <w:b w:val="1"/>
-          <w:bCs w:val="1"/>
-          <w:rtl w:val="0"/>
-          <w:lang w:val="en-US"/>
-        </w:rPr>
-        <w:t>Education</w:t>
-      </w:r>
-    </w:p>
-    <w:p>
-      <w:pPr>
-        <w:pStyle w:val="Subheading"/>
-        <w:rPr>
-          <w:rFonts w:ascii="Helvetica Neue" w:cs="Helvetica Neue" w:hAnsi="Helvetica Neue" w:eastAsia="Helvetica Neue"/>
-          <w:b w:val="1"/>
-          <w:bCs w:val="1"/>
-        </w:rPr>
-      </w:pPr>
-      <w:r>
-        <w:rPr>
-          <w:rFonts w:ascii="Helvetica Neue" w:hAnsi="Helvetica Neue"/>
-          <w:b w:val="1"/>
-          <w:bCs w:val="1"/>
-          <w:rtl w:val="0"/>
-          <w:lang w:val="en-US"/>
-        </w:rPr>
-        <w:t xml:space="preserve">Virginia Commonwealth University, Richmond, Virginia </w:t>
-      </w:r>
-      <w:r>
-        <w:rPr>
-          <w:rFonts w:ascii="Helvetica Neue" w:hAnsi="Helvetica Neue" w:hint="default"/>
-          <w:b w:val="1"/>
-          <w:bCs w:val="1"/>
-          <w:rtl w:val="0"/>
-          <w:lang w:val="en-US"/>
-        </w:rPr>
-        <w:t xml:space="preserve">— </w:t>
-      </w:r>
-      <w:r>
-        <w:rPr>
-          <w:rFonts w:ascii="Helvetica Neue" w:hAnsi="Helvetica Neue"/>
-          <w:b w:val="1"/>
-          <w:bCs w:val="1"/>
-          <w:rtl w:val="0"/>
-          <w:lang w:val="en-US"/>
-        </w:rPr>
-        <w:t xml:space="preserve">Bachelor of Fine Arts in Graphic Design - August 2020 - May 2024 </w:t>
-      </w:r>
-    </w:p>
-    <w:p>
-      <w:pPr>
-        <w:pStyle w:val="Subheading"/>
-        <w:rPr>
-          <w:rFonts w:ascii="Helvetica Neue" w:cs="Helvetica Neue" w:hAnsi="Helvetica Neue" w:eastAsia="Helvetica Neue"/>
+        <w:t xml:space="preserve">, </w:t>
+      </w:r>
+      <w:r>
+        <w:rPr>
+          <w:rStyle w:val="None"/>
+          <w:rFonts w:ascii="Helvetica Neue" w:hAnsi="Helvetica Neue"/>
+          <w:b w:val="1"/>
+          <w:bCs w:val="1"/>
           <w:outline w:val="0"/>
           <w:color w:val="000000"/>
+          <w:u w:color="000000"/>
+          <w:rtl w:val="0"/>
+          <w:lang w:val="pt-PT"/>
           <w14:textFill>
             <w14:solidFill>
               <w14:srgbClr w14:val="000000"/>
             </w14:solidFill>
           </w14:textFill>
         </w:rPr>
-      </w:pPr>
-      <w:r>
-        <w:rPr>
-          <w:rFonts w:ascii="Helvetica Neue" w:hAnsi="Helvetica Neue"/>
-          <w:outline w:val="0"/>
-          <w:color w:val="000000"/>
-          <w:rtl w:val="0"/>
-          <w14:textFill>
-            <w14:solidFill>
-              <w14:srgbClr w14:val="000000"/>
-            </w14:solidFill>
-          </w14:textFill>
-        </w:rPr>
-        <w:t>GPA: 3.889</w:t>
-      </w:r>
-      <w:r>
-        <w:rPr>
-          <w:rFonts w:ascii="Helvetica Neue" w:hAnsi="Helvetica Neue"/>
-          <w:outline w:val="0"/>
-          <w:color w:val="000000"/>
-          <w:rtl w:val="0"/>
-          <w:lang w:val="en-US"/>
-          <w14:textFill>
-            <w14:solidFill>
-              <w14:srgbClr w14:val="000000"/>
-            </w14:solidFill>
-          </w14:textFill>
-        </w:rPr>
-        <w:t xml:space="preserve">, </w:t>
-      </w:r>
-      <w:r>
-        <w:rPr>
-          <w:rFonts w:ascii="Helvetica Neue" w:hAnsi="Helvetica Neue"/>
-          <w:outline w:val="0"/>
-          <w:color w:val="000000"/>
-          <w:rtl w:val="0"/>
-          <w14:textFill>
-            <w14:solidFill>
-              <w14:srgbClr w14:val="000000"/>
-            </w14:solidFill>
-          </w14:textFill>
-        </w:rPr>
         <w:t>Magna Cum Laude</w:t>
       </w:r>
     </w:p>
@@ -1726,6 +1579,7 @@
       <w:pPr>
         <w:pStyle w:val="Heading"/>
         <w:rPr>
+          <w:rStyle w:val="None"/>
           <w:rFonts w:ascii="Helvetica Neue" w:cs="Helvetica Neue" w:hAnsi="Helvetica Neue" w:eastAsia="Helvetica Neue"/>
           <w:b w:val="1"/>
           <w:bCs w:val="1"/>
@@ -1733,6 +1587,7 @@
       </w:pPr>
       <w:r>
         <w:rPr>
+          <w:rStyle w:val="None"/>
           <w:rFonts w:ascii="Helvetica Neue" w:hAnsi="Helvetica Neue"/>
           <w:b w:val="1"/>
           <w:bCs w:val="1"/>
@@ -1746,6 +1601,7 @@
       <w:pPr>
         <w:pStyle w:val="Subheading"/>
         <w:rPr>
+          <w:rStyle w:val="None"/>
           <w:rFonts w:ascii="Helvetica Neue" w:cs="Helvetica Neue" w:hAnsi="Helvetica Neue" w:eastAsia="Helvetica Neue"/>
           <w:b w:val="1"/>
           <w:bCs w:val="1"/>
@@ -1753,6 +1609,7 @@
       </w:pPr>
       <w:r>
         <w:rPr>
+          <w:rStyle w:val="None"/>
           <w:rFonts w:ascii="Helvetica Neue" w:hAnsi="Helvetica Neue"/>
           <w:b w:val="1"/>
           <w:bCs w:val="1"/>
@@ -1763,28 +1620,54 @@
       </w:r>
       <w:r>
         <w:rPr>
+          <w:rStyle w:val="None"/>
           <w:rFonts w:ascii="Helvetica Neue" w:hAnsi="Helvetica Neue" w:hint="default"/>
           <w:b w:val="1"/>
           <w:bCs w:val="1"/>
           <w:rtl w:val="0"/>
+          <w:lang w:val="pt-PT"/>
         </w:rPr>
         <w:t xml:space="preserve">– </w:t>
       </w:r>
       <w:r>
         <w:rPr>
+          <w:rStyle w:val="None"/>
+          <w:rFonts w:ascii="Helvetica Neue" w:hAnsi="Helvetica Neue"/>
+          <w:b w:val="1"/>
+          <w:bCs w:val="1"/>
+          <w:rtl w:val="0"/>
+          <w:lang w:val="pt-PT"/>
+        </w:rPr>
+        <w:t xml:space="preserve">September 2024, </w:t>
+      </w:r>
+      <w:r>
+        <w:rPr>
+          <w:rStyle w:val="None"/>
           <w:rFonts w:ascii="Helvetica Neue" w:hAnsi="Helvetica Neue"/>
           <w:b w:val="1"/>
           <w:bCs w:val="1"/>
           <w:rtl w:val="0"/>
           <w:lang w:val="en-US"/>
         </w:rPr>
-        <w:t xml:space="preserve">September 2024, Coursera </w:t>
+        <w:t xml:space="preserve"> </w:t>
+      </w:r>
+      <w:r>
+        <w:rPr>
+          <w:rStyle w:val="None"/>
+          <w:rFonts w:ascii="Helvetica Neue" w:hAnsi="Helvetica Neue"/>
+          <w:b w:val="1"/>
+          <w:bCs w:val="1"/>
+          <w:rtl w:val="0"/>
+          <w:lang w:val="fr-FR"/>
+        </w:rPr>
+        <w:t xml:space="preserve">Coursera </w:t>
       </w:r>
     </w:p>
     <w:p>
       <w:pPr>
         <w:pStyle w:val="Subheading"/>
         <w:rPr>
+          <w:rStyle w:val="None"/>
           <w:rFonts w:ascii="Helvetica Neue" w:cs="Helvetica Neue" w:hAnsi="Helvetica Neue" w:eastAsia="Helvetica Neue"/>
           <w:b w:val="1"/>
           <w:bCs w:val="1"/>
@@ -1795,36 +1678,52 @@
       <w:pPr>
         <w:pStyle w:val="Subheading"/>
         <w:rPr>
+          <w:rStyle w:val="None"/>
           <w:rFonts w:ascii="Helvetica Neue" w:cs="Helvetica Neue" w:hAnsi="Helvetica Neue" w:eastAsia="Helvetica Neue"/>
           <w:b w:val="1"/>
           <w:bCs w:val="1"/>
+          <w:lang w:val="en-US"/>
         </w:rPr>
       </w:pPr>
       <w:r>
         <w:rPr>
+          <w:rStyle w:val="None"/>
           <w:rFonts w:ascii="Helvetica Neue" w:hAnsi="Helvetica Neue"/>
           <w:b w:val="1"/>
           <w:bCs w:val="1"/>
           <w:rtl w:val="0"/>
           <w:lang w:val="en-US"/>
         </w:rPr>
-        <w:t xml:space="preserve">Google Digital Marketing and E-Commerce; February 2025 - June 2025, </w:t>
-      </w:r>
-      <w:r>
-        <w:rPr>
+        <w:t xml:space="preserve">Google Digital Marketing and E-Commerce; February 2025 </w:t>
+      </w:r>
+      <w:r>
+        <w:rPr>
+          <w:rStyle w:val="None"/>
+          <w:rFonts w:ascii="Helvetica Neue" w:hAnsi="Helvetica Neue" w:hint="default"/>
+          <w:b w:val="1"/>
+          <w:bCs w:val="1"/>
+          <w:rtl w:val="0"/>
+          <w:lang w:val="pt-PT"/>
+        </w:rPr>
+        <w:t xml:space="preserve">– </w:t>
+      </w:r>
+      <w:r>
+        <w:rPr>
+          <w:rStyle w:val="None"/>
           <w:rFonts w:ascii="Helvetica Neue" w:hAnsi="Helvetica Neue"/>
           <w:b w:val="1"/>
           <w:bCs w:val="1"/>
           <w:rtl w:val="0"/>
           <w:lang w:val="en-US"/>
         </w:rPr>
-        <w:t>Coursera</w:t>
+        <w:t>June 2025, Coursera</w:t>
       </w:r>
     </w:p>
     <w:p>
       <w:pPr>
         <w:pStyle w:val="Subheading"/>
         <w:rPr>
+          <w:rStyle w:val="None"/>
           <w:rFonts w:ascii="Helvetica Neue" w:cs="Helvetica Neue" w:hAnsi="Helvetica Neue" w:eastAsia="Helvetica Neue"/>
           <w:b w:val="1"/>
           <w:bCs w:val="1"/>
@@ -1837,13 +1736,36 @@
       </w:pPr>
       <w:r>
         <w:rPr>
+          <w:rStyle w:val="None"/>
           <w:rFonts w:ascii="Helvetica Neue" w:hAnsi="Helvetica Neue"/>
           <w:b w:val="1"/>
           <w:bCs w:val="1"/>
           <w:rtl w:val="0"/>
           <w:lang w:val="en-US"/>
         </w:rPr>
-        <w:t>Adobe Graphic Designer: Design that Demands Attention; July 2026 - September 2026, Coursera</w:t>
+        <w:t xml:space="preserve">Adobe Graphic Designer: Design that Demands Attention; July 2026 </w:t>
+      </w:r>
+      <w:r>
+        <w:rPr>
+          <w:rStyle w:val="None"/>
+          <w:rFonts w:ascii="Helvetica Neue" w:hAnsi="Helvetica Neue" w:hint="default"/>
+          <w:b w:val="1"/>
+          <w:bCs w:val="1"/>
+          <w:rtl w:val="0"/>
+          <w:lang w:val="pt-PT"/>
+        </w:rPr>
+        <w:t xml:space="preserve">– </w:t>
+      </w:r>
+      <w:r>
+        <w:rPr>
+          <w:rStyle w:val="None"/>
+          <w:rFonts w:ascii="Helvetica Neue" w:hAnsi="Helvetica Neue"/>
+          <w:b w:val="1"/>
+          <w:bCs w:val="1"/>
+          <w:rtl w:val="0"/>
+          <w:lang w:val="en-US"/>
+        </w:rPr>
+        <w:t>September 2026, Coursera</w:t>
       </w:r>
     </w:p>
     <w:sectPr>
@@ -1860,6 +1782,10 @@
 <file path=word/footer1.xml><?xml version="1.0" encoding="utf-8"?>
 <w:ftr xmlns:r="http://schemas.openxmlformats.org/officeDocument/2006/relationships" xmlns:wp="http://schemas.openxmlformats.org/drawingml/2006/wordprocessingDrawing" xmlns:w="http://schemas.openxmlformats.org/wordprocessingml/2006/main" xmlns:w10="urn:schemas-microsoft-com:office:word" xmlns:w14="http://schemas.microsoft.com/office/word/2010/wordml" xmlns:wps="http://schemas.microsoft.com/office/word/2010/wordprocessingShape" xmlns:wpg="http://schemas.microsoft.com/office/word/2010/wordprocessingGroup" xmlns:mc="http://schemas.openxmlformats.org/markup-compatibility/2006" xmlns:v="urn:schemas-microsoft-com:vml" xmlns:o="urn:schemas-microsoft-com:office:office" xmlns:m="http://schemas.openxmlformats.org/officeDocument/2006/math" mc:Ignorable="w14">
   <w:p>
+    <w:pPr>
+      <w:pStyle w:val="Header &amp; Footer"/>
+      <w:bidi w:val="0"/>
+    </w:pPr>
     <w:r/>
   </w:p>
 </w:ftr>
@@ -1868,6 +1794,10 @@
 <file path=word/header1.xml><?xml version="1.0" encoding="utf-8"?>
 <w:hdr xmlns:r="http://schemas.openxmlformats.org/officeDocument/2006/relationships" xmlns:wp="http://schemas.openxmlformats.org/drawingml/2006/wordprocessingDrawing" xmlns:w="http://schemas.openxmlformats.org/wordprocessingml/2006/main" xmlns:w10="urn:schemas-microsoft-com:office:word" xmlns:w14="http://schemas.microsoft.com/office/word/2010/wordml" xmlns:wps="http://schemas.microsoft.com/office/word/2010/wordprocessingShape" xmlns:wpg="http://schemas.microsoft.com/office/word/2010/wordprocessingGroup" xmlns:mc="http://schemas.openxmlformats.org/markup-compatibility/2006" xmlns:v="urn:schemas-microsoft-com:vml" xmlns:o="urn:schemas-microsoft-com:office:office" xmlns:m="http://schemas.openxmlformats.org/officeDocument/2006/math" mc:Ignorable="w14">
   <w:p>
+    <w:pPr>
+      <w:pStyle w:val="Header &amp; Footer"/>
+      <w:bidi w:val="0"/>
+    </w:pPr>
     <w:r/>
   </w:p>
 </w:hdr>
@@ -1980,6 +1910,55 @@
     <w:next w:val="No List"/>
     <w:pPr/>
   </w:style>
+  <w:style w:type="paragraph" w:styleId="Header &amp; Footer">
+    <w:name w:val="Header &amp; Footer"/>
+    <w:next w:val="Header &amp; Footer"/>
+    <w:pPr>
+      <w:keepNext w:val="0"/>
+      <w:keepLines w:val="0"/>
+      <w:pageBreakBefore w:val="0"/>
+      <w:widowControl w:val="1"/>
+      <w:shd w:val="clear" w:color="auto" w:fill="auto"/>
+      <w:tabs>
+        <w:tab w:val="right" w:pos="9020"/>
+      </w:tabs>
+      <w:suppressAutoHyphens w:val="0"/>
+      <w:bidi w:val="0"/>
+      <w:spacing w:before="0" w:after="0" w:line="240" w:lineRule="auto"/>
+      <w:ind w:left="0" w:right="0" w:firstLine="0"/>
+      <w:jc w:val="left"/>
+      <w:outlineLvl w:val="9"/>
+    </w:pPr>
+    <w:rPr>
+      <w:rFonts w:ascii="Helvetica Neue" w:cs="Arial Unicode MS" w:hAnsi="Helvetica Neue" w:eastAsia="Arial Unicode MS"/>
+      <w:b w:val="0"/>
+      <w:bCs w:val="0"/>
+      <w:i w:val="0"/>
+      <w:iCs w:val="0"/>
+      <w:caps w:val="0"/>
+      <w:smallCaps w:val="0"/>
+      <w:strike w:val="0"/>
+      <w:dstrike w:val="0"/>
+      <w:outline w:val="0"/>
+      <w:color w:val="000000"/>
+      <w:spacing w:val="0"/>
+      <w:kern w:val="0"/>
+      <w:position w:val="0"/>
+      <w:sz w:val="24"/>
+      <w:szCs w:val="24"/>
+      <w:u w:val="none"/>
+      <w:shd w:val="nil" w:color="auto" w:fill="auto"/>
+      <w:vertAlign w:val="baseline"/>
+      <w14:textOutline>
+        <w14:noFill/>
+      </w14:textOutline>
+      <w14:textFill>
+        <w14:solidFill>
+          <w14:srgbClr w14:val="000000"/>
+        </w14:solidFill>
+      </w14:textFill>
+    </w:rPr>
+  </w:style>
   <w:style w:type="paragraph" w:styleId="Name">
     <w:name w:val="Name"/>
     <w:next w:val="Name"/>
@@ -2006,18 +1985,19 @@
       <w:strike w:val="0"/>
       <w:dstrike w:val="0"/>
       <w:outline w:val="0"/>
-      <w:color w:val="195c71"/>
+      <w:color w:val="1a5c71"/>
       <w:spacing w:val="27"/>
       <w:kern w:val="0"/>
       <w:position w:val="0"/>
       <w:sz w:val="54"/>
       <w:szCs w:val="54"/>
-      <w:u w:val="none"/>
+      <w:u w:val="none" w:color="1a5c71"/>
       <w:shd w:val="nil" w:color="auto" w:fill="auto"/>
       <w:vertAlign w:val="baseline"/>
       <w:lang w:val="en-US"/>
-      <w14:textOutline>
+      <w14:textOutline w14:w="12700" w14:cap="flat">
         <w14:noFill/>
+        <w14:miter w14:lim="400000"/>
       </w14:textOutline>
       <w14:textFill>
         <w14:solidFill>
@@ -2026,9 +2006,9 @@
       </w14:textFill>
     </w:rPr>
   </w:style>
-  <w:style w:type="paragraph" w:styleId="Body">
-    <w:name w:val="Body"/>
-    <w:next w:val="Body"/>
+  <w:style w:type="paragraph" w:styleId="Body A">
+    <w:name w:val="Body A"/>
+    <w:next w:val="Body A"/>
     <w:pPr>
       <w:keepNext w:val="0"/>
       <w:keepLines w:val="0"/>
@@ -2053,17 +2033,18 @@
       <w:strike w:val="0"/>
       <w:dstrike w:val="0"/>
       <w:outline w:val="0"/>
-      <w:color w:val="313231"/>
+      <w:color w:val="323232"/>
       <w:spacing w:val="0"/>
       <w:kern w:val="0"/>
       <w:position w:val="0"/>
       <w:sz w:val="20"/>
       <w:szCs w:val="20"/>
-      <w:u w:val="none"/>
+      <w:u w:val="none" w:color="323232"/>
       <w:shd w:val="nil" w:color="auto" w:fill="auto"/>
       <w:vertAlign w:val="baseline"/>
-      <w14:textOutline>
+      <w14:textOutline w14:w="12700" w14:cap="flat">
         <w14:noFill/>
+        <w14:miter w14:lim="400000"/>
       </w14:textOutline>
       <w14:textFill>
         <w14:solidFill>
@@ -2102,18 +2083,19 @@
       <w:strike w:val="0"/>
       <w:dstrike w:val="0"/>
       <w:outline w:val="0"/>
-      <w:color w:val="5f5f5f"/>
+      <w:color w:val="606060"/>
       <w:spacing w:val="0"/>
       <w:kern w:val="0"/>
       <w:position w:val="0"/>
       <w:sz w:val="20"/>
       <w:szCs w:val="20"/>
-      <w:u w:val="none"/>
+      <w:u w:val="none" w:color="606060"/>
       <w:shd w:val="nil" w:color="auto" w:fill="auto"/>
       <w:vertAlign w:val="baseline"/>
       <w:lang w:val="en-US"/>
-      <w14:textOutline>
+      <w14:textOutline w14:w="12700" w14:cap="flat">
         <w14:noFill/>
+        <w14:miter w14:lim="400000"/>
       </w14:textOutline>
       <w14:textFill>
         <w14:solidFill>
@@ -2122,21 +2104,42 @@
       </w14:textFill>
     </w:rPr>
   </w:style>
+  <w:style w:type="character" w:styleId="None">
+    <w:name w:val="None"/>
+  </w:style>
   <w:style w:type="character" w:styleId="Hyperlink.0">
     <w:name w:val="Hyperlink.0"/>
-    <w:basedOn w:val="Hyperlink"/>
+    <w:basedOn w:val="None"/>
     <w:next w:val="Hyperlink.0"/>
     <w:rPr>
-      <w:u w:val="single"/>
+      <w:rFonts w:ascii="Helvetica Neue" w:cs="Helvetica Neue" w:hAnsi="Helvetica Neue" w:eastAsia="Helvetica Neue"/>
+      <w:outline w:val="0"/>
+      <w:color w:val="5e5e5e"/>
+      <w:u w:val="single" w:color="5e5e5e"/>
+      <w14:textFill>
+        <w14:solidFill>
+          <w14:srgbClr w14:val="5E5E5E"/>
+        </w14:solidFill>
+      </w14:textFill>
     </w:rPr>
   </w:style>
   <w:style w:type="character" w:styleId="Hyperlink.1">
     <w:name w:val="Hyperlink.1"/>
-    <w:basedOn w:val="Hyperlink.0"/>
+    <w:basedOn w:val="None"/>
     <w:next w:val="Hyperlink.1"/>
     <w:rPr>
-      <w:u w:color="69a020"/>
+      <w:rFonts w:ascii="Helvetica Neue" w:cs="Helvetica Neue" w:hAnsi="Helvetica Neue" w:eastAsia="Helvetica Neue"/>
+      <w:outline w:val="0"/>
+      <w:color w:val="5e5e5e"/>
+      <w:spacing w:val="0"/>
+      <w:kern w:val="2"/>
+      <w:u w:val="single" w:color="69a020"/>
       <w:lang w:val="en-US"/>
+      <w14:textFill>
+        <w14:solidFill>
+          <w14:srgbClr w14:val="5E5E5E"/>
+        </w14:solidFill>
+      </w14:textFill>
     </w:rPr>
   </w:style>
   <w:style w:type="paragraph" w:styleId="Heading">
@@ -2165,18 +2168,19 @@
       <w:strike w:val="0"/>
       <w:dstrike w:val="0"/>
       <w:outline w:val="0"/>
-      <w:color w:val="357ca2"/>
+      <w:color w:val="367da2"/>
       <w:spacing w:val="10"/>
       <w:kern w:val="0"/>
       <w:position w:val="0"/>
       <w:sz w:val="20"/>
       <w:szCs w:val="20"/>
-      <w:u w:val="none"/>
+      <w:u w:val="none" w:color="367da2"/>
       <w:shd w:val="nil" w:color="auto" w:fill="auto"/>
       <w:vertAlign w:val="baseline"/>
       <w:lang w:val="en-US"/>
-      <w14:textOutline>
+      <w14:textOutline w14:w="12700" w14:cap="flat">
         <w14:noFill/>
+        <w14:miter w14:lim="400000"/>
       </w14:textOutline>
       <w14:textFill>
         <w14:solidFill>
@@ -2218,12 +2222,13 @@
       <w:position w:val="0"/>
       <w:sz w:val="20"/>
       <w:szCs w:val="20"/>
-      <w:u w:val="none"/>
+      <w:u w:val="none" w:color="367da2"/>
       <w:shd w:val="nil" w:color="auto" w:fill="auto"/>
       <w:vertAlign w:val="baseline"/>
       <w:lang w:val="pt-PT"/>
-      <w14:textOutline>
+      <w14:textOutline w14:w="12700" w14:cap="flat">
         <w14:noFill/>
+        <w14:miter w14:lim="400000"/>
       </w14:textOutline>
       <w14:textFill>
         <w14:solidFill>
@@ -2246,10 +2251,10 @@
         <a:srgbClr val="FFFFFF"/>
       </a:lt1>
       <a:dk2>
-        <a:srgbClr val="5E5E5E"/>
+        <a:srgbClr val="A7A7A7"/>
       </a:dk2>
       <a:lt2>
-        <a:srgbClr val="D5D5D5"/>
+        <a:srgbClr val="535353"/>
       </a:lt2>
       <a:accent1>
         <a:srgbClr val="54818F"/>
@@ -2278,14 +2283,14 @@
     </a:clrScheme>
     <a:fontScheme name="24_ContemporaryResume">
       <a:majorFont>
-        <a:latin typeface="Graphik"/>
-        <a:ea typeface="Graphik"/>
-        <a:cs typeface="Graphik"/>
+        <a:latin typeface="Helvetica Neue"/>
+        <a:ea typeface="Helvetica Neue"/>
+        <a:cs typeface="Helvetica Neue"/>
       </a:majorFont>
       <a:minorFont>
-        <a:latin typeface="Graphik Semibold"/>
-        <a:ea typeface="Graphik Semibold"/>
-        <a:cs typeface="Graphik Semibold"/>
+        <a:latin typeface="Helvetica Neue"/>
+        <a:ea typeface="Helvetica Neue"/>
+        <a:cs typeface="Helvetica Neue"/>
       </a:minorFont>
     </a:fontScheme>
     <a:fmtScheme name="24_ContemporaryResume">
@@ -2426,11 +2431,14 @@
     <a:spDef>
       <a:spPr>
         <a:solidFill>
-          <a:schemeClr val="accent1"/>
+          <a:srgbClr val="FFFFFF"/>
         </a:solidFill>
-        <a:ln w="12700" cap="flat">
-          <a:noFill/>
-          <a:miter lim="400000"/>
+        <a:ln w="25400" cap="flat">
+          <a:solidFill>
+            <a:schemeClr val="accent1"/>
+          </a:solidFill>
+          <a:prstDash val="solid"/>
+          <a:round/>
         </a:ln>
         <a:effectLst/>
         <a:sp3d/>
@@ -2439,7 +2447,7 @@
         <a:spAutoFit/>
       </a:bodyPr>
       <a:lstStyle>
-        <a:defPPr marL="0" marR="0" indent="0" algn="ctr" defTabSz="457200" rtl="0" fontAlgn="auto" latinLnBrk="0" hangingPunct="0">
+        <a:defPPr marL="0" marR="0" indent="0" algn="l" defTabSz="914400" rtl="0" fontAlgn="auto" latinLnBrk="0" hangingPunct="0">
           <a:lnSpc>
             <a:spcPct val="100000"/>
           </a:lnSpc>
@@ -2454,7 +2462,7 @@
           <a:buFontTx/>
           <a:buNone/>
           <a:tabLst/>
-          <a:defRPr b="0" baseline="0" cap="none" i="0" spc="0" strike="noStrike" sz="1400" u="none" kumimoji="0" normalizeH="0">
+          <a:defRPr b="0" baseline="0" cap="none" i="0" spc="0" strike="noStrike" sz="1800" u="none" kumimoji="0" normalizeH="0">
             <a:ln>
               <a:noFill/>
             </a:ln>
@@ -2463,10 +2471,10 @@
             </a:solidFill>
             <a:effectLst/>
             <a:uFillTx/>
-            <a:latin typeface="Graphik Medium"/>
-            <a:ea typeface="Graphik Medium"/>
-            <a:cs typeface="Graphik Medium"/>
-            <a:sym typeface="Graphik Medium"/>
+            <a:latin typeface="Graphik Semibold"/>
+            <a:ea typeface="Graphik Semibold"/>
+            <a:cs typeface="Graphik Semibold"/>
+            <a:sym typeface="Graphik Semibold"/>
           </a:defRPr>
         </a:defPPr>
         <a:lvl1pPr marL="0" marR="0" indent="0" algn="l" defTabSz="914400" rtl="0" fontAlgn="auto" latinLnBrk="1" hangingPunct="0">
@@ -2714,16 +2722,12 @@
     <a:lnDef>
       <a:spPr>
         <a:noFill/>
-        <a:ln w="38100" cap="flat">
+        <a:ln w="25400" cap="flat">
           <a:solidFill>
-            <a:schemeClr val="accent6">
-              <a:hueOff val="61929"/>
-              <a:satOff val="10820"/>
-              <a:lumOff val="-8848"/>
-            </a:schemeClr>
+            <a:schemeClr val="accent1"/>
           </a:solidFill>
           <a:prstDash val="solid"/>
-          <a:miter lim="400000"/>
+          <a:round/>
         </a:ln>
         <a:effectLst/>
         <a:sp3d/>
@@ -3014,12 +3018,12 @@
         <a:spAutoFit/>
       </a:bodyPr>
       <a:lstStyle>
-        <a:defPPr marL="0" marR="0" indent="0" algn="l" defTabSz="457200" rtl="0" fontAlgn="auto" latinLnBrk="0" hangingPunct="0">
+        <a:defPPr marL="0" marR="0" indent="0" algn="l" defTabSz="914400" rtl="0" fontAlgn="auto" latinLnBrk="0" hangingPunct="0">
           <a:lnSpc>
-            <a:spcPct val="130000"/>
+            <a:spcPct val="100000"/>
           </a:lnSpc>
           <a:spcBef>
-            <a:spcPts val="1000"/>
+            <a:spcPts val="0"/>
           </a:spcBef>
           <a:spcAft>
             <a:spcPts val="0"/>
@@ -3029,7 +3033,7 @@
           <a:buFontTx/>
           <a:buNone/>
           <a:tabLst/>
-          <a:defRPr b="0" baseline="0" cap="none" i="0" spc="0" strike="noStrike" sz="1000" u="none" kumimoji="0" normalizeH="0">
+          <a:defRPr b="0" baseline="0" cap="none" i="0" spc="0" strike="noStrike" sz="1800" u="none" kumimoji="0" normalizeH="0">
             <a:ln>
               <a:noFill/>
             </a:ln>
@@ -3038,10 +3042,10 @@
             </a:solidFill>
             <a:effectLst/>
             <a:uFillTx/>
-            <a:latin typeface="+mj-lt"/>
-            <a:ea typeface="+mj-ea"/>
-            <a:cs typeface="+mj-cs"/>
-            <a:sym typeface="Graphik"/>
+            <a:latin typeface="Graphik Semibold"/>
+            <a:ea typeface="Graphik Semibold"/>
+            <a:cs typeface="Graphik Semibold"/>
+            <a:sym typeface="Graphik Semibold"/>
           </a:defRPr>
         </a:defPPr>
         <a:lvl1pPr marL="0" marR="0" indent="0" algn="l" defTabSz="914400" rtl="0" fontAlgn="auto" latinLnBrk="1" hangingPunct="0">

--- a/resume/breelldormanresume.docx
+++ b/resume/breelldormanresume.docx
@@ -48,8 +48,8 @@
           <w:rFonts w:ascii="Helvetica Neue" w:hAnsi="Helvetica Neue"/>
           <w:outline w:val="0"/>
           <w:color w:val="000000"/>
-          <w:sz w:val="40"/>
-          <w:szCs w:val="40"/>
+          <w:sz w:val="30"/>
+          <w:szCs w:val="30"/>
           <w:u w:color="000000"/>
           <w:rtl w:val="0"/>
           <w:lang w:val="en-US"/>

--- a/resume/breelldormanresume.docx
+++ b/resume/breelldormanresume.docx
@@ -1505,8 +1505,6 @@
         <w:rPr>
           <w:rStyle w:val="None"/>
           <w:rFonts w:ascii="Helvetica Neue" w:cs="Helvetica Neue" w:hAnsi="Helvetica Neue" w:eastAsia="Helvetica Neue"/>
-          <w:b w:val="1"/>
-          <w:bCs w:val="1"/>
           <w:outline w:val="0"/>
           <w:color w:val="000000"/>
           <w:u w:color="000000"/>
@@ -1521,8 +1519,6 @@
         <w:rPr>
           <w:rStyle w:val="None"/>
           <w:rFonts w:ascii="Helvetica Neue" w:hAnsi="Helvetica Neue"/>
-          <w:b w:val="1"/>
-          <w:bCs w:val="1"/>
           <w:outline w:val="0"/>
           <w:color w:val="000000"/>
           <w:u w:color="000000"/>
@@ -1540,8 +1536,6 @@
         <w:rPr>
           <w:rStyle w:val="None"/>
           <w:rFonts w:ascii="Helvetica Neue" w:hAnsi="Helvetica Neue"/>
-          <w:b w:val="1"/>
-          <w:bCs w:val="1"/>
           <w:outline w:val="0"/>
           <w:color w:val="000000"/>
           <w:u w:color="000000"/>
@@ -1559,8 +1553,6 @@
         <w:rPr>
           <w:rStyle w:val="None"/>
           <w:rFonts w:ascii="Helvetica Neue" w:hAnsi="Helvetica Neue"/>
-          <w:b w:val="1"/>
-          <w:bCs w:val="1"/>
           <w:outline w:val="0"/>
           <w:color w:val="000000"/>
           <w:u w:color="000000"/>
